--- a/CAP776-MinorProject1Report.docx
+++ b/CAP776-MinorProject1Report.docx
@@ -102,15 +102,15 @@
           <w:p>
             <w:pPr>
               <w:rPr>
-                <w:sz w:val="28"/>
-                <w:szCs w:val="36"/>
+                <w:sz w:val="24"/>
+                <w:szCs w:val="32"/>
               </w:rPr>
             </w:pPr>
             <w:r>
               <w:rPr>
                 <w:b/>
-                <w:sz w:val="28"/>
-                <w:szCs w:val="36"/>
+                <w:sz w:val="24"/>
+                <w:szCs w:val="32"/>
               </w:rPr>
               <w:t>Student Details</w:t>
             </w:r>
@@ -125,15 +125,15 @@
           <w:p>
             <w:pPr>
               <w:rPr>
-                <w:sz w:val="28"/>
-                <w:szCs w:val="36"/>
+                <w:sz w:val="24"/>
+                <w:szCs w:val="32"/>
               </w:rPr>
             </w:pPr>
             <w:r>
               <w:rPr>
                 <w:b/>
-                <w:sz w:val="28"/>
-                <w:szCs w:val="36"/>
+                <w:sz w:val="24"/>
+                <w:szCs w:val="32"/>
               </w:rPr>
               <w:t>Info</w:t>
             </w:r>
@@ -153,14 +153,14 @@
           <w:p>
             <w:pPr>
               <w:rPr>
-                <w:sz w:val="28"/>
-                <w:szCs w:val="36"/>
+                <w:sz w:val="24"/>
+                <w:szCs w:val="32"/>
               </w:rPr>
             </w:pPr>
             <w:r>
               <w:rPr>
-                <w:sz w:val="28"/>
-                <w:szCs w:val="36"/>
+                <w:sz w:val="24"/>
+                <w:szCs w:val="32"/>
               </w:rPr>
               <w:t>Student Name</w:t>
             </w:r>
@@ -174,14 +174,14 @@
           <w:p>
             <w:pPr>
               <w:rPr>
-                <w:sz w:val="28"/>
-                <w:szCs w:val="36"/>
+                <w:sz w:val="24"/>
+                <w:szCs w:val="32"/>
               </w:rPr>
             </w:pPr>
             <w:r>
               <w:rPr>
-                <w:sz w:val="28"/>
-                <w:szCs w:val="36"/>
+                <w:sz w:val="24"/>
+                <w:szCs w:val="32"/>
               </w:rPr>
               <w:t>Samarpreet Singh</w:t>
             </w:r>
@@ -201,14 +201,14 @@
           <w:p>
             <w:pPr>
               <w:rPr>
-                <w:sz w:val="28"/>
-                <w:szCs w:val="36"/>
+                <w:sz w:val="24"/>
+                <w:szCs w:val="32"/>
               </w:rPr>
             </w:pPr>
             <w:r>
               <w:rPr>
-                <w:sz w:val="28"/>
-                <w:szCs w:val="36"/>
+                <w:sz w:val="24"/>
+                <w:szCs w:val="32"/>
               </w:rPr>
               <w:t>Registration / Roll No.</w:t>
             </w:r>
@@ -222,16 +222,23 @@
           <w:p>
             <w:pPr>
               <w:rPr>
-                <w:sz w:val="28"/>
-                <w:szCs w:val="36"/>
+                <w:sz w:val="24"/>
+                <w:szCs w:val="32"/>
               </w:rPr>
             </w:pPr>
             <w:r>
               <w:rPr>
-                <w:sz w:val="28"/>
-                <w:szCs w:val="36"/>
+                <w:sz w:val="24"/>
+                <w:szCs w:val="32"/>
               </w:rPr>
               <w:t>12601472</w:t>
+            </w:r>
+            <w:r>
+              <w:rPr>
+                <w:sz w:val="24"/>
+                <w:szCs w:val="32"/>
+              </w:rPr>
+              <w:t xml:space="preserve"> / 30</w:t>
             </w:r>
           </w:p>
         </w:tc>
@@ -249,23 +256,16 @@
           <w:p>
             <w:pPr>
               <w:rPr>
-                <w:sz w:val="28"/>
-                <w:szCs w:val="36"/>
+                <w:sz w:val="24"/>
+                <w:szCs w:val="32"/>
               </w:rPr>
             </w:pPr>
             <w:r>
               <w:rPr>
-                <w:sz w:val="28"/>
-                <w:szCs w:val="36"/>
-              </w:rPr>
-              <w:t>Program</w:t>
-            </w:r>
-            <w:r>
-              <w:rPr>
-                <w:sz w:val="28"/>
-                <w:szCs w:val="36"/>
-              </w:rPr>
-              <w:t xml:space="preserve"> / Section</w:t>
+                <w:sz w:val="24"/>
+                <w:szCs w:val="32"/>
+              </w:rPr>
+              <w:t>Program / Section</w:t>
             </w:r>
           </w:p>
         </w:tc>
@@ -277,35 +277,35 @@
           <w:p>
             <w:pPr>
               <w:rPr>
-                <w:sz w:val="28"/>
-                <w:szCs w:val="36"/>
+                <w:sz w:val="24"/>
+                <w:szCs w:val="32"/>
               </w:rPr>
             </w:pPr>
             <w:r>
               <w:rPr>
-                <w:sz w:val="28"/>
-                <w:szCs w:val="36"/>
-              </w:rPr>
-              <w:t xml:space="preserve">MCA </w:t>
-            </w:r>
-            <w:r>
-              <w:rPr>
-                <w:sz w:val="28"/>
-                <w:szCs w:val="36"/>
-              </w:rPr>
-              <w:t>–</w:t>
-            </w:r>
-            <w:r>
-              <w:rPr>
-                <w:sz w:val="28"/>
-                <w:szCs w:val="36"/>
+                <w:sz w:val="24"/>
+                <w:szCs w:val="32"/>
+              </w:rPr>
+              <w:t>MCA</w:t>
+            </w:r>
+            <w:r>
+              <w:rPr>
+                <w:sz w:val="24"/>
+                <w:szCs w:val="32"/>
+              </w:rPr>
+              <w:t xml:space="preserve"> /</w:t>
+            </w:r>
+            <w:r>
+              <w:rPr>
+                <w:sz w:val="24"/>
+                <w:szCs w:val="32"/>
               </w:rPr>
               <w:t xml:space="preserve"> </w:t>
             </w:r>
             <w:r>
               <w:rPr>
-                <w:sz w:val="28"/>
-                <w:szCs w:val="36"/>
+                <w:sz w:val="24"/>
+                <w:szCs w:val="32"/>
               </w:rPr>
               <w:t>D1P2633</w:t>
             </w:r>
@@ -325,14 +325,14 @@
           <w:p>
             <w:pPr>
               <w:rPr>
-                <w:sz w:val="28"/>
-                <w:szCs w:val="36"/>
+                <w:sz w:val="24"/>
+                <w:szCs w:val="32"/>
               </w:rPr>
             </w:pPr>
             <w:r>
               <w:rPr>
-                <w:sz w:val="28"/>
-                <w:szCs w:val="36"/>
+                <w:sz w:val="24"/>
+                <w:szCs w:val="32"/>
               </w:rPr>
               <w:t>Activity Recording Period</w:t>
             </w:r>
@@ -346,16 +346,23 @@
           <w:p>
             <w:pPr>
               <w:rPr>
-                <w:sz w:val="28"/>
-                <w:szCs w:val="36"/>
+                <w:sz w:val="24"/>
+                <w:szCs w:val="32"/>
               </w:rPr>
             </w:pPr>
             <w:r>
               <w:rPr>
-                <w:sz w:val="28"/>
-                <w:szCs w:val="36"/>
+                <w:sz w:val="24"/>
+                <w:szCs w:val="32"/>
               </w:rPr>
               <w:t xml:space="preserve">13 August 2026 to </w:t>
+            </w:r>
+            <w:r>
+              <w:rPr>
+                <w:sz w:val="24"/>
+                <w:szCs w:val="32"/>
+              </w:rPr>
+              <w:t>20 September 2026</w:t>
             </w:r>
           </w:p>
         </w:tc>
@@ -373,14 +380,14 @@
           <w:p>
             <w:pPr>
               <w:rPr>
-                <w:sz w:val="28"/>
-                <w:szCs w:val="36"/>
+                <w:sz w:val="24"/>
+                <w:szCs w:val="32"/>
               </w:rPr>
             </w:pPr>
             <w:r>
               <w:rPr>
-                <w:sz w:val="28"/>
-                <w:szCs w:val="36"/>
+                <w:sz w:val="24"/>
+                <w:szCs w:val="32"/>
               </w:rPr>
               <w:t>Date of Report Generation</w:t>
             </w:r>
@@ -394,10 +401,17 @@
           <w:p>
             <w:pPr>
               <w:rPr>
-                <w:sz w:val="28"/>
-                <w:szCs w:val="36"/>
+                <w:sz w:val="24"/>
+                <w:szCs w:val="32"/>
               </w:rPr>
             </w:pPr>
+            <w:r>
+              <w:rPr>
+                <w:sz w:val="24"/>
+                <w:szCs w:val="32"/>
+              </w:rPr>
+              <w:t>27-09-2026</w:t>
+            </w:r>
           </w:p>
         </w:tc>
       </w:tr>
@@ -564,7 +578,14 @@
                 <w:sz w:val="24"/>
                 <w:szCs w:val="36"/>
               </w:rPr>
-              <w:t>36</w:t>
+              <w:t>3</w:t>
+            </w:r>
+            <w:r>
+              <w:rPr>
+                <w:sz w:val="24"/>
+                <w:szCs w:val="36"/>
+              </w:rPr>
+              <w:t>9</w:t>
             </w:r>
           </w:p>
         </w:tc>
@@ -612,7 +633,14 @@
                 <w:sz w:val="24"/>
                 <w:szCs w:val="36"/>
               </w:rPr>
-              <w:t>3(9,14,15 SEPTEMBER 2026)</w:t>
+              <w:t>0</w:t>
+            </w:r>
+            <w:r>
+              <w:rPr>
+                <w:sz w:val="24"/>
+                <w:szCs w:val="36"/>
+              </w:rPr>
+              <w:t xml:space="preserve"> </w:t>
             </w:r>
           </w:p>
         </w:tc>
@@ -715,7 +743,28 @@
                 <w:sz w:val="24"/>
                 <w:szCs w:val="36"/>
               </w:rPr>
-              <w:t>365.00 min</w:t>
+              <w:t>36</w:t>
+            </w:r>
+            <w:r>
+              <w:rPr>
+                <w:sz w:val="24"/>
+                <w:szCs w:val="36"/>
+              </w:rPr>
+              <w:t>4.36</w:t>
+            </w:r>
+            <w:r>
+              <w:rPr>
+                <w:sz w:val="24"/>
+                <w:szCs w:val="36"/>
+              </w:rPr>
+              <w:t xml:space="preserve"> min</w:t>
+            </w:r>
+            <w:r>
+              <w:rPr>
+                <w:sz w:val="24"/>
+                <w:szCs w:val="36"/>
+              </w:rPr>
+              <w:t>/day</w:t>
             </w:r>
           </w:p>
         </w:tc>
@@ -770,7 +819,28 @@
                 <w:sz w:val="24"/>
                 <w:szCs w:val="36"/>
               </w:rPr>
-              <w:t>32.36 min</w:t>
+              <w:t>32.</w:t>
+            </w:r>
+            <w:r>
+              <w:rPr>
+                <w:sz w:val="24"/>
+                <w:szCs w:val="36"/>
+              </w:rPr>
+              <w:t>18</w:t>
+            </w:r>
+            <w:r>
+              <w:rPr>
+                <w:sz w:val="24"/>
+                <w:szCs w:val="36"/>
+              </w:rPr>
+              <w:t xml:space="preserve"> min</w:t>
+            </w:r>
+            <w:r>
+              <w:rPr>
+                <w:sz w:val="24"/>
+                <w:szCs w:val="36"/>
+              </w:rPr>
+              <w:t>/day</w:t>
             </w:r>
           </w:p>
         </w:tc>
@@ -825,7 +895,28 @@
                 <w:sz w:val="24"/>
                 <w:szCs w:val="36"/>
               </w:rPr>
-              <w:t>69.75 min</w:t>
+              <w:t>69.</w:t>
+            </w:r>
+            <w:r>
+              <w:rPr>
+                <w:sz w:val="24"/>
+                <w:szCs w:val="36"/>
+              </w:rPr>
+              <w:t>00</w:t>
+            </w:r>
+            <w:r>
+              <w:rPr>
+                <w:sz w:val="24"/>
+                <w:szCs w:val="36"/>
+              </w:rPr>
+              <w:t xml:space="preserve"> min</w:t>
+            </w:r>
+            <w:r>
+              <w:rPr>
+                <w:sz w:val="24"/>
+                <w:szCs w:val="36"/>
+              </w:rPr>
+              <w:t>/day</w:t>
             </w:r>
           </w:p>
         </w:tc>
@@ -880,7 +971,21 @@
                 <w:sz w:val="24"/>
                 <w:szCs w:val="36"/>
               </w:rPr>
-              <w:t>54.58 min</w:t>
+              <w:t xml:space="preserve">55.26 </w:t>
+            </w:r>
+            <w:r>
+              <w:rPr>
+                <w:sz w:val="24"/>
+                <w:szCs w:val="36"/>
+              </w:rPr>
+              <w:t>min</w:t>
+            </w:r>
+            <w:r>
+              <w:rPr>
+                <w:sz w:val="24"/>
+                <w:szCs w:val="36"/>
+              </w:rPr>
+              <w:t>/day</w:t>
             </w:r>
           </w:p>
         </w:tc>
@@ -935,7 +1040,42 @@
                 <w:sz w:val="24"/>
                 <w:szCs w:val="36"/>
               </w:rPr>
-              <w:t>244.31 min</w:t>
+              <w:t>2</w:t>
+            </w:r>
+            <w:r>
+              <w:rPr>
+                <w:sz w:val="24"/>
+                <w:szCs w:val="36"/>
+              </w:rPr>
+              <w:t>56</w:t>
+            </w:r>
+            <w:r>
+              <w:rPr>
+                <w:sz w:val="24"/>
+                <w:szCs w:val="36"/>
+              </w:rPr>
+              <w:t>.</w:t>
+            </w:r>
+            <w:r>
+              <w:rPr>
+                <w:sz w:val="24"/>
+                <w:szCs w:val="36"/>
+              </w:rPr>
+              <w:t>28</w:t>
+            </w:r>
+            <w:r>
+              <w:rPr>
+                <w:sz w:val="24"/>
+                <w:szCs w:val="36"/>
+              </w:rPr>
+              <w:t xml:space="preserve"> min</w:t>
+            </w:r>
+            <w:r>
+              <w:rPr>
+                <w:sz w:val="24"/>
+                <w:szCs w:val="36"/>
+              </w:rPr>
+              <w:t>/day</w:t>
             </w:r>
           </w:p>
         </w:tc>
@@ -990,7 +1130,42 @@
                 <w:sz w:val="24"/>
                 <w:szCs w:val="36"/>
               </w:rPr>
-              <w:t>126.53 min</w:t>
+              <w:t>12</w:t>
+            </w:r>
+            <w:r>
+              <w:rPr>
+                <w:sz w:val="24"/>
+                <w:szCs w:val="36"/>
+              </w:rPr>
+              <w:t>1</w:t>
+            </w:r>
+            <w:r>
+              <w:rPr>
+                <w:sz w:val="24"/>
+                <w:szCs w:val="36"/>
+              </w:rPr>
+              <w:t>.</w:t>
+            </w:r>
+            <w:r>
+              <w:rPr>
+                <w:sz w:val="24"/>
+                <w:szCs w:val="36"/>
+              </w:rPr>
+              <w:t>92</w:t>
+            </w:r>
+            <w:r>
+              <w:rPr>
+                <w:sz w:val="24"/>
+                <w:szCs w:val="36"/>
+              </w:rPr>
+              <w:t xml:space="preserve"> min</w:t>
+            </w:r>
+            <w:r>
+              <w:rPr>
+                <w:sz w:val="24"/>
+                <w:szCs w:val="36"/>
+              </w:rPr>
+              <w:t>/day</w:t>
             </w:r>
           </w:p>
         </w:tc>
@@ -1059,7 +1234,42 @@
                 <w:sz w:val="24"/>
                 <w:szCs w:val="36"/>
               </w:rPr>
-              <w:t>547.47 min</w:t>
+              <w:t>54</w:t>
+            </w:r>
+            <w:r>
+              <w:rPr>
+                <w:sz w:val="24"/>
+                <w:szCs w:val="36"/>
+              </w:rPr>
+              <w:t>1</w:t>
+            </w:r>
+            <w:r>
+              <w:rPr>
+                <w:sz w:val="24"/>
+                <w:szCs w:val="36"/>
+              </w:rPr>
+              <w:t>.</w:t>
+            </w:r>
+            <w:r>
+              <w:rPr>
+                <w:sz w:val="24"/>
+                <w:szCs w:val="36"/>
+              </w:rPr>
+              <w:t>00</w:t>
+            </w:r>
+            <w:r>
+              <w:rPr>
+                <w:sz w:val="24"/>
+                <w:szCs w:val="36"/>
+              </w:rPr>
+              <w:t xml:space="preserve"> min</w:t>
+            </w:r>
+            <w:r>
+              <w:rPr>
+                <w:sz w:val="24"/>
+                <w:szCs w:val="36"/>
+              </w:rPr>
+              <w:t>/day</w:t>
             </w:r>
           </w:p>
         </w:tc>
@@ -1123,15 +1333,15 @@
             <w:pPr>
               <w:rPr>
                 <w:b/>
-                <w:sz w:val="22"/>
-                <w:szCs w:val="28"/>
+                <w:sz w:val="24"/>
+                <w:szCs w:val="24"/>
               </w:rPr>
             </w:pPr>
             <w:r>
               <w:rPr>
                 <w:b/>
-                <w:sz w:val="22"/>
-                <w:szCs w:val="28"/>
+                <w:sz w:val="24"/>
+                <w:szCs w:val="24"/>
               </w:rPr>
               <w:t>Index Name</w:t>
             </w:r>
@@ -1147,15 +1357,15 @@
             <w:pPr>
               <w:rPr>
                 <w:b/>
-                <w:sz w:val="22"/>
-                <w:szCs w:val="28"/>
+                <w:sz w:val="24"/>
+                <w:szCs w:val="24"/>
               </w:rPr>
             </w:pPr>
             <w:r>
               <w:rPr>
                 <w:b/>
-                <w:sz w:val="22"/>
-                <w:szCs w:val="28"/>
+                <w:sz w:val="24"/>
+                <w:szCs w:val="24"/>
               </w:rPr>
               <w:t>Acronym</w:t>
             </w:r>
@@ -1171,15 +1381,15 @@
             <w:pPr>
               <w:rPr>
                 <w:b/>
-                <w:sz w:val="22"/>
-                <w:szCs w:val="28"/>
+                <w:sz w:val="24"/>
+                <w:szCs w:val="24"/>
               </w:rPr>
             </w:pPr>
             <w:r>
               <w:rPr>
                 <w:b/>
-                <w:sz w:val="22"/>
-                <w:szCs w:val="28"/>
+                <w:sz w:val="24"/>
+                <w:szCs w:val="24"/>
               </w:rPr>
               <w:t>Formula</w:t>
             </w:r>
@@ -1195,15 +1405,15 @@
             <w:pPr>
               <w:rPr>
                 <w:b/>
-                <w:sz w:val="22"/>
-                <w:szCs w:val="28"/>
+                <w:sz w:val="24"/>
+                <w:szCs w:val="24"/>
               </w:rPr>
             </w:pPr>
             <w:r>
               <w:rPr>
                 <w:b/>
-                <w:sz w:val="22"/>
-                <w:szCs w:val="28"/>
+                <w:sz w:val="24"/>
+                <w:szCs w:val="24"/>
               </w:rPr>
               <w:t>Value to Enter</w:t>
             </w:r>
@@ -1222,14 +1432,14 @@
           <w:p>
             <w:pPr>
               <w:rPr>
-                <w:sz w:val="22"/>
-                <w:szCs w:val="28"/>
+                <w:sz w:val="24"/>
+                <w:szCs w:val="24"/>
               </w:rPr>
             </w:pPr>
             <w:r>
               <w:rPr>
-                <w:sz w:val="22"/>
-                <w:szCs w:val="28"/>
+                <w:sz w:val="24"/>
+                <w:szCs w:val="24"/>
               </w:rPr>
               <w:t>Personal Activity Index</w:t>
             </w:r>
@@ -1244,16 +1454,16 @@
               <w:rPr>
                 <w:b/>
                 <w:bCs/>
-                <w:sz w:val="22"/>
-                <w:szCs w:val="28"/>
+                <w:sz w:val="24"/>
+                <w:szCs w:val="24"/>
               </w:rPr>
             </w:pPr>
             <w:r>
               <w:rPr>
                 <w:b/>
                 <w:bCs/>
-                <w:sz w:val="22"/>
-                <w:szCs w:val="28"/>
+                <w:sz w:val="24"/>
+                <w:szCs w:val="24"/>
               </w:rPr>
               <w:t>PAI</w:t>
             </w:r>
@@ -1266,41 +1476,25 @@
           <w:p>
             <w:pPr>
               <w:rPr>
-                <w:sz w:val="22"/>
-                <w:szCs w:val="28"/>
+                <w:sz w:val="24"/>
+                <w:szCs w:val="24"/>
               </w:rPr>
             </w:pPr>
             <w:r>
               <w:rPr>
                 <w:b/>
                 <w:bCs/>
-                <w:sz w:val="22"/>
-                <w:szCs w:val="28"/>
+                <w:sz w:val="24"/>
+                <w:szCs w:val="24"/>
               </w:rPr>
               <w:t>PAI =</w:t>
             </w:r>
             <w:r>
               <w:rPr>
-                <w:sz w:val="22"/>
-                <w:szCs w:val="28"/>
-              </w:rPr>
-              <w:t xml:space="preserve"> 0.15(TPI) + 0.20(AAI) + 0.15(</w:t>
-            </w:r>
-            <w:proofErr w:type="spellStart"/>
-            <w:r>
-              <w:rPr>
-                <w:sz w:val="22"/>
-                <w:szCs w:val="28"/>
-              </w:rPr>
-              <w:t>PhAI</w:t>
-            </w:r>
-            <w:proofErr w:type="spellEnd"/>
-            <w:r>
-              <w:rPr>
-                <w:sz w:val="22"/>
-                <w:szCs w:val="28"/>
-              </w:rPr>
-              <w:t>) + 0.20(SRI) + 0.15(TUI) + 0.10(EI) + 0.05(DCI)</w:t>
+                <w:sz w:val="24"/>
+                <w:szCs w:val="24"/>
+              </w:rPr>
+              <w:t xml:space="preserve"> 0.15(TPI) + 0.20(AAI) + 0.15(PhAI) + 0.20(SRI) + 0.15(TUI) + 0.10(EI) + 0.05(DCI)</w:t>
             </w:r>
           </w:p>
         </w:tc>
@@ -1311,16 +1505,16 @@
           <w:p>
             <w:pPr>
               <w:rPr>
-                <w:sz w:val="22"/>
-                <w:szCs w:val="28"/>
+                <w:sz w:val="24"/>
+                <w:szCs w:val="24"/>
               </w:rPr>
             </w:pPr>
             <w:r>
               <w:rPr>
-                <w:sz w:val="22"/>
-                <w:szCs w:val="28"/>
-              </w:rPr>
-              <w:t>287.64</w:t>
+                <w:sz w:val="24"/>
+                <w:szCs w:val="24"/>
+              </w:rPr>
+              <w:t>291.18</w:t>
             </w:r>
           </w:p>
         </w:tc>
@@ -1337,14 +1531,14 @@
           <w:p>
             <w:pPr>
               <w:rPr>
-                <w:sz w:val="22"/>
-                <w:szCs w:val="28"/>
+                <w:sz w:val="24"/>
+                <w:szCs w:val="24"/>
               </w:rPr>
             </w:pPr>
             <w:r>
               <w:rPr>
-                <w:sz w:val="22"/>
-                <w:szCs w:val="28"/>
+                <w:sz w:val="24"/>
+                <w:szCs w:val="24"/>
               </w:rPr>
               <w:t>Tech Productivity</w:t>
             </w:r>
@@ -1359,16 +1553,16 @@
               <w:rPr>
                 <w:b/>
                 <w:bCs/>
-                <w:sz w:val="22"/>
-                <w:szCs w:val="28"/>
+                <w:sz w:val="24"/>
+                <w:szCs w:val="24"/>
               </w:rPr>
             </w:pPr>
             <w:r>
               <w:rPr>
                 <w:b/>
                 <w:bCs/>
-                <w:sz w:val="22"/>
-                <w:szCs w:val="28"/>
+                <w:sz w:val="24"/>
+                <w:szCs w:val="24"/>
               </w:rPr>
               <w:t>TPI</w:t>
             </w:r>
@@ -1381,23 +1575,23 @@
           <w:p>
             <w:pPr>
               <w:rPr>
-                <w:sz w:val="22"/>
-                <w:szCs w:val="28"/>
+                <w:sz w:val="24"/>
+                <w:szCs w:val="24"/>
               </w:rPr>
             </w:pPr>
             <w:r>
               <w:rPr>
                 <w:b/>
                 <w:bCs/>
-                <w:sz w:val="22"/>
-                <w:szCs w:val="28"/>
+                <w:sz w:val="24"/>
+                <w:szCs w:val="24"/>
               </w:rPr>
               <w:t>TPI =</w:t>
             </w:r>
             <w:r>
               <w:rPr>
-                <w:sz w:val="22"/>
-                <w:szCs w:val="28"/>
+                <w:sz w:val="24"/>
+                <w:szCs w:val="24"/>
               </w:rPr>
               <w:t xml:space="preserve"> Average(Coding Time per valid recorded day)</w:t>
             </w:r>
@@ -1410,23 +1604,23 @@
           <w:p>
             <w:pPr>
               <w:rPr>
-                <w:sz w:val="22"/>
-                <w:szCs w:val="28"/>
+                <w:sz w:val="24"/>
+                <w:szCs w:val="24"/>
               </w:rPr>
             </w:pPr>
             <w:r>
               <w:rPr>
-                <w:sz w:val="22"/>
-                <w:szCs w:val="28"/>
-              </w:rPr>
-              <w:t>54.58</w:t>
-            </w:r>
-            <w:r>
-              <w:rPr>
-                <w:sz w:val="22"/>
-                <w:szCs w:val="28"/>
-              </w:rPr>
-              <w:t xml:space="preserve"> min/day</w:t>
+                <w:sz w:val="24"/>
+                <w:szCs w:val="24"/>
+              </w:rPr>
+              <w:t>55.26</w:t>
+            </w:r>
+            <w:r>
+              <w:rPr>
+                <w:sz w:val="24"/>
+                <w:szCs w:val="24"/>
+              </w:rPr>
+              <w:t>min/day</w:t>
             </w:r>
           </w:p>
         </w:tc>
@@ -1443,14 +1637,14 @@
           <w:p>
             <w:pPr>
               <w:rPr>
-                <w:sz w:val="22"/>
-                <w:szCs w:val="28"/>
+                <w:sz w:val="24"/>
+                <w:szCs w:val="24"/>
               </w:rPr>
             </w:pPr>
             <w:r>
               <w:rPr>
-                <w:sz w:val="22"/>
-                <w:szCs w:val="28"/>
+                <w:sz w:val="24"/>
+                <w:szCs w:val="24"/>
               </w:rPr>
               <w:t>Academic Activity</w:t>
             </w:r>
@@ -1465,16 +1659,16 @@
               <w:rPr>
                 <w:b/>
                 <w:bCs/>
-                <w:sz w:val="22"/>
-                <w:szCs w:val="28"/>
+                <w:sz w:val="24"/>
+                <w:szCs w:val="24"/>
               </w:rPr>
             </w:pPr>
             <w:r>
               <w:rPr>
                 <w:b/>
                 <w:bCs/>
-                <w:sz w:val="22"/>
-                <w:szCs w:val="28"/>
+                <w:sz w:val="24"/>
+                <w:szCs w:val="24"/>
               </w:rPr>
               <w:t>AAI</w:t>
             </w:r>
@@ -1487,23 +1681,23 @@
           <w:p>
             <w:pPr>
               <w:rPr>
-                <w:sz w:val="22"/>
-                <w:szCs w:val="28"/>
+                <w:sz w:val="24"/>
+                <w:szCs w:val="24"/>
               </w:rPr>
             </w:pPr>
             <w:r>
               <w:rPr>
                 <w:b/>
                 <w:bCs/>
-                <w:sz w:val="22"/>
-                <w:szCs w:val="28"/>
+                <w:sz w:val="24"/>
+                <w:szCs w:val="24"/>
               </w:rPr>
               <w:t>AAI =</w:t>
             </w:r>
             <w:r>
               <w:rPr>
-                <w:sz w:val="22"/>
-                <w:szCs w:val="28"/>
+                <w:sz w:val="24"/>
+                <w:szCs w:val="24"/>
               </w:rPr>
               <w:t xml:space="preserve"> Average(Study Time + Class Time per valid recorded day)</w:t>
             </w:r>
@@ -1516,23 +1710,23 @@
           <w:p>
             <w:pPr>
               <w:rPr>
-                <w:sz w:val="22"/>
-                <w:szCs w:val="28"/>
+                <w:sz w:val="24"/>
+                <w:szCs w:val="24"/>
               </w:rPr>
             </w:pPr>
             <w:r>
               <w:rPr>
-                <w:sz w:val="22"/>
-                <w:szCs w:val="28"/>
-              </w:rPr>
-              <w:t>314.06</w:t>
-            </w:r>
-            <w:r>
-              <w:rPr>
-                <w:sz w:val="22"/>
-                <w:szCs w:val="28"/>
-              </w:rPr>
-              <w:t xml:space="preserve"> min/day</w:t>
+                <w:sz w:val="24"/>
+                <w:szCs w:val="24"/>
+              </w:rPr>
+              <w:t xml:space="preserve">325.28 </w:t>
+            </w:r>
+            <w:r>
+              <w:rPr>
+                <w:sz w:val="24"/>
+                <w:szCs w:val="24"/>
+              </w:rPr>
+              <w:t>min/day</w:t>
             </w:r>
           </w:p>
         </w:tc>
@@ -1549,14 +1743,14 @@
           <w:p>
             <w:pPr>
               <w:rPr>
-                <w:sz w:val="22"/>
-                <w:szCs w:val="28"/>
+                <w:sz w:val="24"/>
+                <w:szCs w:val="24"/>
               </w:rPr>
             </w:pPr>
             <w:r>
               <w:rPr>
-                <w:sz w:val="22"/>
-                <w:szCs w:val="28"/>
+                <w:sz w:val="24"/>
+                <w:szCs w:val="24"/>
               </w:rPr>
               <w:t>Physical Activity</w:t>
             </w:r>
@@ -1571,21 +1765,19 @@
               <w:rPr>
                 <w:b/>
                 <w:bCs/>
-                <w:sz w:val="22"/>
-                <w:szCs w:val="28"/>
+                <w:sz w:val="24"/>
+                <w:szCs w:val="24"/>
               </w:rPr>
             </w:pPr>
-            <w:proofErr w:type="spellStart"/>
             <w:r>
               <w:rPr>
                 <w:b/>
                 <w:bCs/>
-                <w:sz w:val="22"/>
-                <w:szCs w:val="28"/>
+                <w:sz w:val="24"/>
+                <w:szCs w:val="24"/>
               </w:rPr>
               <w:t>PhAI</w:t>
             </w:r>
-            <w:proofErr w:type="spellEnd"/>
           </w:p>
         </w:tc>
         <w:tc>
@@ -1595,34 +1787,23 @@
           <w:p>
             <w:pPr>
               <w:rPr>
-                <w:sz w:val="22"/>
-                <w:szCs w:val="28"/>
+                <w:sz w:val="24"/>
+                <w:szCs w:val="24"/>
               </w:rPr>
             </w:pPr>
-            <w:proofErr w:type="spellStart"/>
             <w:r>
               <w:rPr>
                 <w:b/>
                 <w:bCs/>
-                <w:sz w:val="22"/>
-                <w:szCs w:val="28"/>
-              </w:rPr>
-              <w:t>PhAI</w:t>
-            </w:r>
-            <w:proofErr w:type="spellEnd"/>
-            <w:r>
-              <w:rPr>
-                <w:b/>
-                <w:bCs/>
-                <w:sz w:val="22"/>
-                <w:szCs w:val="28"/>
-              </w:rPr>
-              <w:t xml:space="preserve"> =</w:t>
-            </w:r>
-            <w:r>
-              <w:rPr>
-                <w:sz w:val="22"/>
-                <w:szCs w:val="28"/>
+                <w:sz w:val="24"/>
+                <w:szCs w:val="24"/>
+              </w:rPr>
+              <w:t>PhAI =</w:t>
+            </w:r>
+            <w:r>
+              <w:rPr>
+                <w:sz w:val="24"/>
+                <w:szCs w:val="24"/>
               </w:rPr>
               <w:t xml:space="preserve"> Average(Fitness Time per valid recorded day)</w:t>
             </w:r>
@@ -1635,21 +1816,28 @@
           <w:p>
             <w:pPr>
               <w:rPr>
-                <w:sz w:val="22"/>
-                <w:szCs w:val="28"/>
+                <w:sz w:val="24"/>
+                <w:szCs w:val="24"/>
               </w:rPr>
             </w:pPr>
             <w:r>
               <w:rPr>
-                <w:sz w:val="22"/>
-                <w:szCs w:val="28"/>
-              </w:rPr>
-              <w:t>32.36</w:t>
-            </w:r>
-            <w:r>
-              <w:rPr>
-                <w:sz w:val="22"/>
-                <w:szCs w:val="28"/>
+                <w:sz w:val="24"/>
+                <w:szCs w:val="24"/>
+              </w:rPr>
+              <w:t>32.</w:t>
+            </w:r>
+            <w:r>
+              <w:rPr>
+                <w:sz w:val="24"/>
+                <w:szCs w:val="24"/>
+              </w:rPr>
+              <w:t>18</w:t>
+            </w:r>
+            <w:r>
+              <w:rPr>
+                <w:sz w:val="24"/>
+                <w:szCs w:val="24"/>
               </w:rPr>
               <w:t xml:space="preserve"> min/day</w:t>
             </w:r>
@@ -1668,14 +1856,14 @@
           <w:p>
             <w:pPr>
               <w:rPr>
-                <w:sz w:val="22"/>
-                <w:szCs w:val="28"/>
+                <w:sz w:val="24"/>
+                <w:szCs w:val="24"/>
               </w:rPr>
             </w:pPr>
             <w:r>
               <w:rPr>
-                <w:sz w:val="22"/>
-                <w:szCs w:val="28"/>
+                <w:sz w:val="24"/>
+                <w:szCs w:val="24"/>
               </w:rPr>
               <w:t>Sleep &amp; Recovery</w:t>
             </w:r>
@@ -1690,16 +1878,16 @@
               <w:rPr>
                 <w:b/>
                 <w:bCs/>
-                <w:sz w:val="22"/>
-                <w:szCs w:val="28"/>
+                <w:sz w:val="24"/>
+                <w:szCs w:val="24"/>
               </w:rPr>
             </w:pPr>
             <w:r>
               <w:rPr>
                 <w:b/>
                 <w:bCs/>
-                <w:sz w:val="22"/>
-                <w:szCs w:val="28"/>
+                <w:sz w:val="24"/>
+                <w:szCs w:val="24"/>
               </w:rPr>
               <w:t>SRI</w:t>
             </w:r>
@@ -1712,23 +1900,23 @@
           <w:p>
             <w:pPr>
               <w:rPr>
-                <w:sz w:val="22"/>
-                <w:szCs w:val="28"/>
+                <w:sz w:val="24"/>
+                <w:szCs w:val="24"/>
               </w:rPr>
             </w:pPr>
             <w:r>
               <w:rPr>
                 <w:b/>
                 <w:bCs/>
-                <w:sz w:val="22"/>
-                <w:szCs w:val="28"/>
+                <w:sz w:val="24"/>
+                <w:szCs w:val="24"/>
               </w:rPr>
               <w:t>SRI =</w:t>
             </w:r>
             <w:r>
               <w:rPr>
-                <w:sz w:val="22"/>
-                <w:szCs w:val="28"/>
+                <w:sz w:val="24"/>
+                <w:szCs w:val="24"/>
               </w:rPr>
               <w:t xml:space="preserve"> Average(Sleep Time per valid recorded day)</w:t>
             </w:r>
@@ -1741,21 +1929,21 @@
           <w:p>
             <w:pPr>
               <w:rPr>
-                <w:sz w:val="22"/>
-                <w:szCs w:val="28"/>
+                <w:sz w:val="24"/>
+                <w:szCs w:val="24"/>
               </w:rPr>
             </w:pPr>
             <w:r>
               <w:rPr>
-                <w:sz w:val="22"/>
-                <w:szCs w:val="28"/>
-              </w:rPr>
-              <w:t xml:space="preserve">365.00 </w:t>
-            </w:r>
-            <w:r>
-              <w:rPr>
-                <w:sz w:val="22"/>
-                <w:szCs w:val="28"/>
+                <w:sz w:val="24"/>
+                <w:szCs w:val="24"/>
+              </w:rPr>
+              <w:t xml:space="preserve">364.36 </w:t>
+            </w:r>
+            <w:r>
+              <w:rPr>
+                <w:sz w:val="24"/>
+                <w:szCs w:val="24"/>
               </w:rPr>
               <w:t>min/day</w:t>
             </w:r>
@@ -1774,14 +1962,14 @@
           <w:p>
             <w:pPr>
               <w:rPr>
-                <w:sz w:val="22"/>
-                <w:szCs w:val="28"/>
+                <w:sz w:val="24"/>
+                <w:szCs w:val="24"/>
               </w:rPr>
             </w:pPr>
             <w:r>
               <w:rPr>
-                <w:sz w:val="22"/>
-                <w:szCs w:val="28"/>
+                <w:sz w:val="24"/>
+                <w:szCs w:val="24"/>
               </w:rPr>
               <w:t>Activity Balance</w:t>
             </w:r>
@@ -1796,16 +1984,16 @@
               <w:rPr>
                 <w:b/>
                 <w:bCs/>
-                <w:sz w:val="22"/>
-                <w:szCs w:val="28"/>
+                <w:sz w:val="24"/>
+                <w:szCs w:val="24"/>
               </w:rPr>
             </w:pPr>
             <w:r>
               <w:rPr>
                 <w:b/>
                 <w:bCs/>
-                <w:sz w:val="22"/>
-                <w:szCs w:val="28"/>
+                <w:sz w:val="24"/>
+                <w:szCs w:val="24"/>
               </w:rPr>
               <w:t>ABI</w:t>
             </w:r>
@@ -1818,23 +2006,23 @@
           <w:p>
             <w:pPr>
               <w:rPr>
-                <w:sz w:val="22"/>
-                <w:szCs w:val="28"/>
+                <w:sz w:val="24"/>
+                <w:szCs w:val="24"/>
               </w:rPr>
             </w:pPr>
             <w:r>
               <w:rPr>
                 <w:b/>
                 <w:bCs/>
-                <w:sz w:val="22"/>
-                <w:szCs w:val="28"/>
+                <w:sz w:val="24"/>
+                <w:szCs w:val="24"/>
               </w:rPr>
               <w:t>ABI =</w:t>
             </w:r>
             <w:r>
               <w:rPr>
-                <w:sz w:val="22"/>
-                <w:szCs w:val="28"/>
+                <w:sz w:val="24"/>
+                <w:szCs w:val="24"/>
               </w:rPr>
               <w:t xml:space="preserve"> Average(Free / Unaccounted Time per valid recorded day)</w:t>
             </w:r>
@@ -1847,21 +2035,21 @@
           <w:p>
             <w:pPr>
               <w:rPr>
-                <w:sz w:val="22"/>
-                <w:szCs w:val="28"/>
+                <w:sz w:val="24"/>
+                <w:szCs w:val="24"/>
               </w:rPr>
             </w:pPr>
             <w:r>
               <w:rPr>
-                <w:sz w:val="22"/>
-                <w:szCs w:val="28"/>
-              </w:rPr>
-              <w:t xml:space="preserve">547.47 </w:t>
-            </w:r>
-            <w:r>
-              <w:rPr>
-                <w:sz w:val="22"/>
-                <w:szCs w:val="28"/>
+                <w:sz w:val="24"/>
+                <w:szCs w:val="24"/>
+              </w:rPr>
+              <w:t xml:space="preserve">541.00 </w:t>
+            </w:r>
+            <w:r>
+              <w:rPr>
+                <w:sz w:val="24"/>
+                <w:szCs w:val="24"/>
               </w:rPr>
               <w:t>min/day</w:t>
             </w:r>
@@ -1880,21 +2068,21 @@
           <w:p>
             <w:pPr>
               <w:rPr>
-                <w:sz w:val="22"/>
-                <w:szCs w:val="28"/>
+                <w:sz w:val="24"/>
+                <w:szCs w:val="24"/>
               </w:rPr>
             </w:pPr>
             <w:r>
               <w:rPr>
-                <w:sz w:val="22"/>
-                <w:szCs w:val="28"/>
+                <w:sz w:val="24"/>
+                <w:szCs w:val="24"/>
               </w:rPr>
               <w:t xml:space="preserve">Time </w:t>
             </w:r>
             <w:r>
               <w:rPr>
-                <w:sz w:val="22"/>
-                <w:szCs w:val="28"/>
+                <w:sz w:val="24"/>
+                <w:szCs w:val="24"/>
               </w:rPr>
               <w:t>Utilization</w:t>
             </w:r>
@@ -1909,16 +2097,16 @@
               <w:rPr>
                 <w:b/>
                 <w:bCs/>
-                <w:sz w:val="22"/>
-                <w:szCs w:val="28"/>
+                <w:sz w:val="24"/>
+                <w:szCs w:val="24"/>
               </w:rPr>
             </w:pPr>
             <w:r>
               <w:rPr>
                 <w:b/>
                 <w:bCs/>
-                <w:sz w:val="22"/>
-                <w:szCs w:val="28"/>
+                <w:sz w:val="24"/>
+                <w:szCs w:val="24"/>
               </w:rPr>
               <w:t>TUI</w:t>
             </w:r>
@@ -1931,23 +2119,23 @@
           <w:p>
             <w:pPr>
               <w:rPr>
-                <w:sz w:val="22"/>
-                <w:szCs w:val="28"/>
+                <w:sz w:val="24"/>
+                <w:szCs w:val="24"/>
               </w:rPr>
             </w:pPr>
             <w:r>
               <w:rPr>
                 <w:b/>
                 <w:bCs/>
-                <w:sz w:val="22"/>
-                <w:szCs w:val="28"/>
+                <w:sz w:val="24"/>
+                <w:szCs w:val="24"/>
               </w:rPr>
               <w:t>TUI =</w:t>
             </w:r>
             <w:r>
               <w:rPr>
-                <w:sz w:val="22"/>
-                <w:szCs w:val="28"/>
+                <w:sz w:val="24"/>
+                <w:szCs w:val="24"/>
               </w:rPr>
               <w:t xml:space="preserve"> Average(Total Tracked Time per valid recorded day)</w:t>
             </w:r>
@@ -1960,23 +2148,44 @@
           <w:p>
             <w:pPr>
               <w:rPr>
-                <w:sz w:val="22"/>
-                <w:szCs w:val="28"/>
+                <w:sz w:val="24"/>
+                <w:szCs w:val="24"/>
               </w:rPr>
             </w:pPr>
             <w:r>
               <w:rPr>
-                <w:sz w:val="22"/>
-                <w:szCs w:val="28"/>
-              </w:rPr>
-              <w:t xml:space="preserve">892.53 </w:t>
-            </w:r>
-            <w:r>
-              <w:rPr>
-                <w:sz w:val="22"/>
-                <w:szCs w:val="28"/>
-              </w:rPr>
-              <w:t>min/day</w:t>
+                <w:sz w:val="24"/>
+                <w:szCs w:val="24"/>
+              </w:rPr>
+              <w:t>8</w:t>
+            </w:r>
+            <w:r>
+              <w:rPr>
+                <w:sz w:val="24"/>
+                <w:szCs w:val="24"/>
+              </w:rPr>
+              <w:t>99</w:t>
+            </w:r>
+            <w:r>
+              <w:rPr>
+                <w:sz w:val="24"/>
+                <w:szCs w:val="24"/>
+              </w:rPr>
+              <w:t>.</w:t>
+            </w:r>
+            <w:r>
+              <w:rPr>
+                <w:sz w:val="24"/>
+                <w:szCs w:val="24"/>
+              </w:rPr>
+              <w:t>00</w:t>
+            </w:r>
+            <w:r>
+              <w:rPr>
+                <w:sz w:val="24"/>
+                <w:szCs w:val="24"/>
+              </w:rPr>
+              <w:t xml:space="preserve"> min/day</w:t>
             </w:r>
           </w:p>
         </w:tc>
@@ -1993,14 +2202,14 @@
           <w:p>
             <w:pPr>
               <w:rPr>
-                <w:sz w:val="22"/>
-                <w:szCs w:val="28"/>
+                <w:sz w:val="24"/>
+                <w:szCs w:val="24"/>
               </w:rPr>
             </w:pPr>
             <w:r>
               <w:rPr>
-                <w:sz w:val="22"/>
-                <w:szCs w:val="28"/>
+                <w:sz w:val="24"/>
+                <w:szCs w:val="24"/>
               </w:rPr>
               <w:t>Experience Index</w:t>
             </w:r>
@@ -2015,16 +2224,16 @@
               <w:rPr>
                 <w:b/>
                 <w:bCs/>
-                <w:sz w:val="22"/>
-                <w:szCs w:val="28"/>
+                <w:sz w:val="24"/>
+                <w:szCs w:val="24"/>
               </w:rPr>
             </w:pPr>
             <w:r>
               <w:rPr>
                 <w:b/>
                 <w:bCs/>
-                <w:sz w:val="22"/>
-                <w:szCs w:val="28"/>
+                <w:sz w:val="24"/>
+                <w:szCs w:val="24"/>
               </w:rPr>
               <w:t>EI</w:t>
             </w:r>
@@ -2037,23 +2246,23 @@
           <w:p>
             <w:pPr>
               <w:rPr>
-                <w:sz w:val="22"/>
-                <w:szCs w:val="28"/>
+                <w:sz w:val="24"/>
+                <w:szCs w:val="24"/>
               </w:rPr>
             </w:pPr>
             <w:r>
               <w:rPr>
                 <w:b/>
                 <w:bCs/>
-                <w:sz w:val="22"/>
-                <w:szCs w:val="28"/>
+                <w:sz w:val="24"/>
+                <w:szCs w:val="24"/>
               </w:rPr>
               <w:t>EI =</w:t>
             </w:r>
             <w:r>
               <w:rPr>
-                <w:sz w:val="22"/>
-                <w:szCs w:val="28"/>
+                <w:sz w:val="24"/>
+                <w:szCs w:val="24"/>
               </w:rPr>
               <w:t xml:space="preserve"> Average of daily (Feeling Score + Satisfaction Score + Energy Score) / 3</w:t>
             </w:r>
@@ -2066,23 +2275,30 @@
           <w:p>
             <w:pPr>
               <w:rPr>
-                <w:sz w:val="22"/>
-                <w:szCs w:val="28"/>
+                <w:sz w:val="24"/>
+                <w:szCs w:val="24"/>
               </w:rPr>
             </w:pPr>
             <w:r>
               <w:rPr>
-                <w:sz w:val="22"/>
-                <w:szCs w:val="28"/>
-              </w:rPr>
-              <w:t xml:space="preserve">2.91 </w:t>
-            </w:r>
-            <w:r>
-              <w:rPr>
-                <w:sz w:val="22"/>
-                <w:szCs w:val="28"/>
-              </w:rPr>
-              <w:t>/ 5</w:t>
+                <w:sz w:val="24"/>
+                <w:szCs w:val="24"/>
+              </w:rPr>
+              <w:t>2.</w:t>
+            </w:r>
+            <w:r>
+              <w:rPr>
+                <w:sz w:val="24"/>
+                <w:szCs w:val="24"/>
+              </w:rPr>
+              <w:t>86</w:t>
+            </w:r>
+            <w:r>
+              <w:rPr>
+                <w:sz w:val="24"/>
+                <w:szCs w:val="24"/>
+              </w:rPr>
+              <w:t xml:space="preserve"> / 5</w:t>
             </w:r>
           </w:p>
         </w:tc>
@@ -2099,14 +2315,14 @@
           <w:p>
             <w:pPr>
               <w:rPr>
-                <w:sz w:val="22"/>
-                <w:szCs w:val="28"/>
+                <w:sz w:val="24"/>
+                <w:szCs w:val="24"/>
               </w:rPr>
             </w:pPr>
             <w:r>
               <w:rPr>
-                <w:sz w:val="22"/>
-                <w:szCs w:val="28"/>
+                <w:sz w:val="24"/>
+                <w:szCs w:val="24"/>
               </w:rPr>
               <w:t>Data Continuity Index</w:t>
             </w:r>
@@ -2121,16 +2337,16 @@
               <w:rPr>
                 <w:b/>
                 <w:bCs/>
-                <w:sz w:val="22"/>
-                <w:szCs w:val="28"/>
+                <w:sz w:val="24"/>
+                <w:szCs w:val="24"/>
               </w:rPr>
             </w:pPr>
             <w:r>
               <w:rPr>
                 <w:b/>
                 <w:bCs/>
-                <w:sz w:val="22"/>
-                <w:szCs w:val="28"/>
+                <w:sz w:val="24"/>
+                <w:szCs w:val="24"/>
               </w:rPr>
               <w:t>DCI</w:t>
             </w:r>
@@ -2143,23 +2359,23 @@
           <w:p>
             <w:pPr>
               <w:rPr>
-                <w:sz w:val="22"/>
-                <w:szCs w:val="28"/>
+                <w:sz w:val="24"/>
+                <w:szCs w:val="24"/>
               </w:rPr>
             </w:pPr>
             <w:r>
               <w:rPr>
                 <w:b/>
                 <w:bCs/>
-                <w:sz w:val="22"/>
-                <w:szCs w:val="28"/>
+                <w:sz w:val="24"/>
+                <w:szCs w:val="24"/>
               </w:rPr>
               <w:t>DCI =</w:t>
             </w:r>
             <w:r>
               <w:rPr>
-                <w:sz w:val="22"/>
-                <w:szCs w:val="28"/>
+                <w:sz w:val="24"/>
+                <w:szCs w:val="24"/>
               </w:rPr>
               <w:t xml:space="preserve"> (Valid Recorded Days / Expected Days) × 100</w:t>
             </w:r>
@@ -2172,23 +2388,23 @@
           <w:p>
             <w:pPr>
               <w:rPr>
-                <w:sz w:val="22"/>
-                <w:szCs w:val="28"/>
+                <w:sz w:val="24"/>
+                <w:szCs w:val="24"/>
               </w:rPr>
             </w:pPr>
             <w:r>
               <w:rPr>
-                <w:sz w:val="22"/>
-                <w:szCs w:val="28"/>
-              </w:rPr>
-              <w:t xml:space="preserve">92.31 </w:t>
-            </w:r>
-            <w:r>
-              <w:rPr>
-                <w:sz w:val="22"/>
-                <w:szCs w:val="28"/>
-              </w:rPr>
-              <w:t>%</w:t>
+                <w:sz w:val="24"/>
+                <w:szCs w:val="24"/>
+              </w:rPr>
+              <w:t>100.00</w:t>
+            </w:r>
+            <w:r>
+              <w:rPr>
+                <w:sz w:val="24"/>
+                <w:szCs w:val="24"/>
+              </w:rPr>
+              <w:t xml:space="preserve"> %</w:t>
             </w:r>
           </w:p>
         </w:tc>
@@ -2244,15 +2460,15 @@
           <w:p>
             <w:pPr>
               <w:rPr>
-                <w:sz w:val="28"/>
-                <w:szCs w:val="40"/>
+                <w:sz w:val="24"/>
+                <w:szCs w:val="24"/>
               </w:rPr>
             </w:pPr>
             <w:r>
               <w:rPr>
                 <w:b/>
-                <w:sz w:val="28"/>
-                <w:szCs w:val="40"/>
+                <w:sz w:val="24"/>
+                <w:szCs w:val="24"/>
               </w:rPr>
               <w:t>No.</w:t>
             </w:r>
@@ -2267,25 +2483,17 @@
           <w:p>
             <w:pPr>
               <w:rPr>
-                <w:sz w:val="28"/>
-                <w:szCs w:val="40"/>
+                <w:sz w:val="24"/>
+                <w:szCs w:val="24"/>
               </w:rPr>
             </w:pPr>
             <w:r>
               <w:rPr>
                 <w:b/>
-                <w:sz w:val="28"/>
-                <w:szCs w:val="40"/>
-              </w:rPr>
-              <w:t>Correlation/</w:t>
-            </w:r>
-            <w:r>
-              <w:rPr>
-                <w:b/>
-                <w:sz w:val="28"/>
-                <w:szCs w:val="40"/>
-              </w:rPr>
-              <w:t>Observation</w:t>
+                <w:sz w:val="24"/>
+                <w:szCs w:val="24"/>
+              </w:rPr>
+              <w:t>Correlation/Observation</w:t>
             </w:r>
           </w:p>
         </w:tc>
@@ -2298,15 +2506,15 @@
           <w:p>
             <w:pPr>
               <w:rPr>
-                <w:sz w:val="28"/>
-                <w:szCs w:val="40"/>
+                <w:sz w:val="24"/>
+                <w:szCs w:val="24"/>
               </w:rPr>
             </w:pPr>
             <w:r>
               <w:rPr>
                 <w:b/>
-                <w:sz w:val="28"/>
-                <w:szCs w:val="40"/>
+                <w:sz w:val="24"/>
+                <w:szCs w:val="24"/>
               </w:rPr>
               <w:t>Evidence from my data</w:t>
             </w:r>
@@ -2326,14 +2534,14 @@
           <w:p>
             <w:pPr>
               <w:rPr>
-                <w:sz w:val="28"/>
-                <w:szCs w:val="40"/>
+                <w:sz w:val="24"/>
+                <w:szCs w:val="24"/>
               </w:rPr>
             </w:pPr>
             <w:r>
               <w:rPr>
-                <w:sz w:val="28"/>
-                <w:szCs w:val="40"/>
+                <w:sz w:val="24"/>
+                <w:szCs w:val="24"/>
               </w:rPr>
               <w:t>1</w:t>
             </w:r>
@@ -2347,14 +2555,14 @@
           <w:p>
             <w:pPr>
               <w:rPr>
-                <w:sz w:val="28"/>
-                <w:szCs w:val="40"/>
+                <w:sz w:val="24"/>
+                <w:szCs w:val="24"/>
               </w:rPr>
             </w:pPr>
             <w:r>
               <w:rPr>
-                <w:sz w:val="28"/>
-                <w:szCs w:val="40"/>
+                <w:sz w:val="24"/>
+                <w:szCs w:val="24"/>
               </w:rPr>
               <w:t>Sleep ↔ Energy</w:t>
             </w:r>
@@ -2368,16 +2576,30 @@
           <w:p>
             <w:pPr>
               <w:rPr>
-                <w:sz w:val="28"/>
-                <w:szCs w:val="40"/>
+                <w:sz w:val="24"/>
+                <w:szCs w:val="24"/>
               </w:rPr>
             </w:pPr>
             <w:r>
               <w:rPr>
-                <w:sz w:val="28"/>
-                <w:szCs w:val="40"/>
-              </w:rPr>
-              <w:t>. Low-energy days averaged 393 min of sleep; High-energy days averaged 357 min. Longer sleep did not raise energy</w:t>
+                <w:sz w:val="24"/>
+                <w:szCs w:val="24"/>
+              </w:rPr>
+              <w:t>r = -0.26 (weak negative relationship).</w:t>
+            </w:r>
+            <w:r>
+              <w:rPr>
+                <w:sz w:val="24"/>
+                <w:szCs w:val="24"/>
+              </w:rPr>
+              <w:t xml:space="preserve"> </w:t>
+            </w:r>
+            <w:r>
+              <w:rPr>
+                <w:sz w:val="24"/>
+                <w:szCs w:val="24"/>
+              </w:rPr>
+              <w:t>Sleep duration alone could not predict my energy level.</w:t>
             </w:r>
           </w:p>
         </w:tc>
@@ -2395,14 +2617,14 @@
           <w:p>
             <w:pPr>
               <w:rPr>
-                <w:sz w:val="28"/>
-                <w:szCs w:val="40"/>
+                <w:sz w:val="24"/>
+                <w:szCs w:val="24"/>
               </w:rPr>
             </w:pPr>
             <w:r>
               <w:rPr>
-                <w:sz w:val="28"/>
-                <w:szCs w:val="40"/>
+                <w:sz w:val="24"/>
+                <w:szCs w:val="24"/>
               </w:rPr>
               <w:t>2</w:t>
             </w:r>
@@ -2416,14 +2638,14 @@
           <w:p>
             <w:pPr>
               <w:rPr>
-                <w:sz w:val="28"/>
-                <w:szCs w:val="40"/>
+                <w:sz w:val="24"/>
+                <w:szCs w:val="24"/>
               </w:rPr>
             </w:pPr>
             <w:r>
               <w:rPr>
-                <w:sz w:val="28"/>
-                <w:szCs w:val="40"/>
+                <w:sz w:val="24"/>
+                <w:szCs w:val="24"/>
               </w:rPr>
               <w:t>Study ↔ Satisfaction</w:t>
             </w:r>
@@ -2437,16 +2659,23 @@
           <w:p>
             <w:pPr>
               <w:rPr>
-                <w:sz w:val="28"/>
-                <w:szCs w:val="40"/>
+                <w:sz w:val="24"/>
+                <w:szCs w:val="24"/>
               </w:rPr>
             </w:pPr>
             <w:r>
               <w:rPr>
-                <w:sz w:val="28"/>
-                <w:szCs w:val="40"/>
-              </w:rPr>
-              <w:t>Satisfied days averaged 65 min of study; unsatisfied days averaged 78 min. More study did not raise satisfaction.</w:t>
+                <w:sz w:val="24"/>
+                <w:szCs w:val="24"/>
+              </w:rPr>
+              <w:t>r = -0.18 (little or no clear relationship).</w:t>
+            </w:r>
+            <w:r>
+              <w:rPr>
+                <w:sz w:val="24"/>
+                <w:szCs w:val="24"/>
+              </w:rPr>
+              <w:t xml:space="preserve"> Study time did not have a strong direct relationship with satisfaction.</w:t>
             </w:r>
           </w:p>
         </w:tc>
@@ -2464,14 +2693,14 @@
           <w:p>
             <w:pPr>
               <w:rPr>
-                <w:sz w:val="28"/>
-                <w:szCs w:val="40"/>
+                <w:sz w:val="24"/>
+                <w:szCs w:val="24"/>
               </w:rPr>
             </w:pPr>
             <w:r>
               <w:rPr>
-                <w:sz w:val="28"/>
-                <w:szCs w:val="40"/>
+                <w:sz w:val="24"/>
+                <w:szCs w:val="24"/>
               </w:rPr>
               <w:t>3</w:t>
             </w:r>
@@ -2485,14 +2714,14 @@
           <w:p>
             <w:pPr>
               <w:rPr>
-                <w:sz w:val="28"/>
-                <w:szCs w:val="40"/>
+                <w:sz w:val="24"/>
+                <w:szCs w:val="24"/>
               </w:rPr>
             </w:pPr>
             <w:r>
               <w:rPr>
-                <w:sz w:val="28"/>
-                <w:szCs w:val="40"/>
+                <w:sz w:val="24"/>
+                <w:szCs w:val="24"/>
               </w:rPr>
               <w:t>Coding ↔ Energy</w:t>
             </w:r>
@@ -2506,16 +2735,23 @@
           <w:p>
             <w:pPr>
               <w:rPr>
-                <w:sz w:val="28"/>
-                <w:szCs w:val="40"/>
+                <w:sz w:val="24"/>
+                <w:szCs w:val="24"/>
               </w:rPr>
             </w:pPr>
             <w:r>
               <w:rPr>
-                <w:sz w:val="28"/>
-                <w:szCs w:val="40"/>
-              </w:rPr>
-              <w:t>Coding fell from 71 min/day in August to 36 min/day in September, but energy followed class load, not coding time.</w:t>
+                <w:sz w:val="24"/>
+                <w:szCs w:val="24"/>
+              </w:rPr>
+              <w:t>r = 0.05 (little or no clear relationship).</w:t>
+            </w:r>
+            <w:r>
+              <w:rPr>
+                <w:sz w:val="24"/>
+                <w:szCs w:val="24"/>
+              </w:rPr>
+              <w:t xml:space="preserve"> Coding time and Energy level has almost negligible relationship.</w:t>
             </w:r>
           </w:p>
         </w:tc>
@@ -2565,59 +2801,39 @@
       </w:r>
     </w:p>
     <w:p>
+      <w:pPr>
+        <w:rPr>
+          <w:sz w:val="24"/>
+          <w:szCs w:val="24"/>
+        </w:rPr>
+      </w:pPr>
       <w:r>
-        <w:t>________________________________________________________________________________________</w:t>
+        <w:rPr>
+          <w:sz w:val="24"/>
+          <w:szCs w:val="24"/>
+        </w:rPr>
+        <w:t>During this 39-day record period, I was able to maintain complete consistency</w:t>
       </w:r>
       <w:r>
-        <w:t>_______________________________</w:t>
-      </w:r>
-    </w:p>
-    <w:p>
-      <w:r>
-        <w:t>________________________________________________________________________________________</w:t>
+        <w:rPr>
+          <w:sz w:val="24"/>
+          <w:szCs w:val="24"/>
+        </w:rPr>
+        <w:t xml:space="preserve"> as I recorded all 39 days from 13 august to 20 September 2026 with no invalid entries. My routine Was mainly focused on academics: As my academic activity index was 325.28 minutes per day including 256.28 minutes of classes and 69 minutes of self-study. I also spent 55.26 minute per day on coding, Showing regular technical engagement alongside my coursework. My average for fitness time was 32.18 minutes while my average for sleep was 364.36 minutes. High track 899 minutes per day in total and still had around 541 minutes of my free time. As for my experience index of 2.86 out of 5, It shows that my overall daily experience was moderate rather than consistently high. As for the correlations between sleep and energy, study and satisfaction, add coding and energy are all weak. Therefore, it can be seen that my reported experience </w:t>
       </w:r>
       <w:r>
-        <w:t>_______________________________</w:t>
-      </w:r>
-    </w:p>
-    <w:p>
-      <w:r>
-        <w:t>________________________________________________________________________________________</w:t>
+        <w:rPr>
+          <w:sz w:val="24"/>
+          <w:szCs w:val="24"/>
+        </w:rPr>
+        <w:t>appears</w:t>
       </w:r>
       <w:r>
-        <w:t>_______________________________</w:t>
-      </w:r>
-    </w:p>
-    <w:p>
-      <w:r>
-        <w:t>________________________________________________________________________________________</w:t>
-      </w:r>
-      <w:r>
-        <w:t>_______________________________</w:t>
-      </w:r>
-    </w:p>
-    <w:p>
-      <w:r>
-        <w:t>________________________________________________________________________________________</w:t>
-      </w:r>
-      <w:r>
-        <w:t>_______________________________</w:t>
-      </w:r>
-    </w:p>
-    <w:p>
-      <w:r>
-        <w:t>________________________________________________________________________________________</w:t>
-      </w:r>
-      <w:r>
-        <w:t>_______________________________</w:t>
-      </w:r>
-    </w:p>
-    <w:p>
-      <w:r>
-        <w:t>________________________________________________________________________________________</w:t>
-      </w:r>
-      <w:r>
-        <w:t>_______________________________</w:t>
+        <w:rPr>
+          <w:sz w:val="24"/>
+          <w:szCs w:val="24"/>
+        </w:rPr>
+        <w:t xml:space="preserve"> to be influenced by balance, Workload and other Personal factors, and not by one activity alone.</w:t>
       </w:r>
     </w:p>
     <w:p>
@@ -2645,39 +2861,85 @@
       </w:r>
     </w:p>
     <w:p>
+      <w:pPr>
+        <w:jc w:val="both"/>
+        <w:rPr>
+          <w:sz w:val="24"/>
+          <w:szCs w:val="32"/>
+        </w:rPr>
+      </w:pPr>
       <w:r>
-        <w:t>_______________________________________________________________________________________________________________________</w:t>
+        <w:rPr>
+          <w:sz w:val="24"/>
+          <w:szCs w:val="32"/>
+        </w:rPr>
+        <w:t xml:space="preserve">I want to improve my routine of sleep, physical activity and my focused work. As it can be seen at my average leave was about 6 hour and </w:t>
+      </w:r>
+      <w:r>
+        <w:rPr>
+          <w:sz w:val="24"/>
+          <w:szCs w:val="32"/>
+        </w:rPr>
+        <w:t>4</w:t>
+      </w:r>
+      <w:r>
+        <w:rPr>
+          <w:sz w:val="24"/>
+          <w:szCs w:val="32"/>
+        </w:rPr>
+        <w:t xml:space="preserve"> minutes per day So I want to aim for a more regular bedtime and wake up time, then gradually move towards at least seven hours of sleep. The weak Sleep energy correlation shows that I should improve my sleep quality by avoiding Staying up late night</w:t>
+      </w:r>
+      <w:r>
+        <w:rPr>
+          <w:sz w:val="24"/>
+          <w:szCs w:val="32"/>
+        </w:rPr>
+        <w:t>. My fitness average was 32.</w:t>
+      </w:r>
+      <w:r>
+        <w:rPr>
+          <w:sz w:val="24"/>
+          <w:szCs w:val="32"/>
+        </w:rPr>
+        <w:t>1</w:t>
+      </w:r>
+      <w:r>
+        <w:rPr>
+          <w:sz w:val="24"/>
+          <w:szCs w:val="32"/>
+        </w:rPr>
+        <w:t>8 minutes But I want to make this more consistent by scheduling At least 30 minute or workout session On at least five days every week. Since I already Spend 325.28 minutes per day on academics, I’ll divide study tasks into shorter Planned sessions and will take small breaks to avoid overload and confusion. I also want to improve my coding practice from 55.26 minutes to focused One hour on most of the days. Then finally I want to use part of my 5</w:t>
+      </w:r>
+      <w:r>
+        <w:rPr>
+          <w:sz w:val="24"/>
+          <w:szCs w:val="32"/>
+        </w:rPr>
+        <w:t>41</w:t>
+      </w:r>
+      <w:r>
+        <w:rPr>
+          <w:sz w:val="24"/>
+          <w:szCs w:val="32"/>
+        </w:rPr>
+        <w:t xml:space="preserve"> minutes of free time for rest, hobbies and planning so that my routine remains balanced</w:t>
+      </w:r>
+      <w:r>
+        <w:rPr>
+          <w:sz w:val="24"/>
+          <w:szCs w:val="32"/>
+        </w:rPr>
+        <w:t>.</w:t>
       </w:r>
     </w:p>
     <w:p>
-      <w:r>
-        <w:t>_______________________________________________________________________________________________________________________</w:t>
-      </w:r>
-    </w:p>
-    <w:p>
-      <w:r>
-        <w:t>_______________________________________________________________________________________________________________________</w:t>
-      </w:r>
-    </w:p>
-    <w:p>
-      <w:r>
-        <w:t>_______________________________________________________________________________________________________________________</w:t>
-      </w:r>
-    </w:p>
-    <w:p>
-      <w:r>
-        <w:t>_______________________________________________________________________________________________________________________</w:t>
-      </w:r>
-    </w:p>
-    <w:p>
-      <w:r>
-        <w:t>_______________________________________________________________________________________________________________________</w:t>
-      </w:r>
-    </w:p>
-    <w:p>
-      <w:r>
-        <w:t>_______________________________________________________________________________________________________________________</w:t>
-      </w:r>
+      <w:pPr>
+        <w:jc w:val="both"/>
+        <w:rPr>
+          <w:sz w:val="24"/>
+          <w:szCs w:val="32"/>
+        </w:rPr>
+      </w:pPr>
     </w:p>
     <w:p>
       <w:pPr>
@@ -2689,6 +2951,7 @@
     </w:p>
     <w:p>
       <w:pPr>
+        <w:jc w:val="both"/>
         <w:rPr>
           <w:sz w:val="24"/>
           <w:szCs w:val="32"/>
@@ -2706,28 +2969,25 @@
       <w:tblPr>
         <w:tblStyle w:val="TableGrid"/>
         <w:tblW w:w="0" w:type="auto"/>
-        <w:jc w:val="center"/>
         <w:tblLook w:val="04A0" w:firstRow="1" w:lastRow="0" w:firstColumn="1" w:lastColumn="0" w:noHBand="0" w:noVBand="1"/>
       </w:tblPr>
       <w:tblGrid>
-        <w:gridCol w:w="3552"/>
-        <w:gridCol w:w="3552"/>
-        <w:gridCol w:w="3552"/>
+        <w:gridCol w:w="3624"/>
+        <w:gridCol w:w="3624"/>
+        <w:gridCol w:w="3624"/>
       </w:tblGrid>
       <w:tr>
-        <w:trPr>
-          <w:trHeight w:val="397"/>
-          <w:jc w:val="center"/>
-        </w:trPr>
         <w:tc>
           <w:tcPr>
-            <w:tcW w:w="3552" w:type="dxa"/>
-            <w:shd w:val="clear" w:color="auto" w:fill="D9EAF7"/>
-            <w:vAlign w:val="center"/>
+            <w:tcW w:w="3624" w:type="dxa"/>
+            <w:shd w:val="clear" w:color="auto" w:fill="C6D9F1" w:themeFill="text2" w:themeFillTint="33"/>
           </w:tcPr>
           <w:p>
             <w:pPr>
-              <w:rPr>
+              <w:jc w:val="both"/>
+              <w:rPr>
+                <w:b/>
+                <w:bCs/>
                 <w:sz w:val="24"/>
                 <w:szCs w:val="32"/>
               </w:rPr>
@@ -2735,6 +2995,7 @@
             <w:r>
               <w:rPr>
                 <w:b/>
+                <w:bCs/>
                 <w:sz w:val="24"/>
                 <w:szCs w:val="32"/>
               </w:rPr>
@@ -2744,13 +3005,15 @@
         </w:tc>
         <w:tc>
           <w:tcPr>
-            <w:tcW w:w="3552" w:type="dxa"/>
-            <w:shd w:val="clear" w:color="auto" w:fill="D9EAF7"/>
-            <w:vAlign w:val="center"/>
+            <w:tcW w:w="3624" w:type="dxa"/>
+            <w:shd w:val="clear" w:color="auto" w:fill="C6D9F1" w:themeFill="text2" w:themeFillTint="33"/>
           </w:tcPr>
           <w:p>
             <w:pPr>
-              <w:rPr>
+              <w:jc w:val="both"/>
+              <w:rPr>
+                <w:b/>
+                <w:bCs/>
                 <w:sz w:val="24"/>
                 <w:szCs w:val="32"/>
               </w:rPr>
@@ -2758,6 +3021,7 @@
             <w:r>
               <w:rPr>
                 <w:b/>
+                <w:bCs/>
                 <w:sz w:val="24"/>
                 <w:szCs w:val="32"/>
               </w:rPr>
@@ -2767,13 +3031,15 @@
         </w:tc>
         <w:tc>
           <w:tcPr>
-            <w:tcW w:w="3552" w:type="dxa"/>
-            <w:shd w:val="clear" w:color="auto" w:fill="D9EAF7"/>
-            <w:vAlign w:val="center"/>
+            <w:tcW w:w="3624" w:type="dxa"/>
+            <w:shd w:val="clear" w:color="auto" w:fill="C6D9F1" w:themeFill="text2" w:themeFillTint="33"/>
           </w:tcPr>
           <w:p>
             <w:pPr>
-              <w:rPr>
+              <w:jc w:val="both"/>
+              <w:rPr>
+                <w:b/>
+                <w:bCs/>
                 <w:sz w:val="24"/>
                 <w:szCs w:val="32"/>
               </w:rPr>
@@ -2781,6 +3047,7 @@
             <w:r>
               <w:rPr>
                 <w:b/>
+                <w:bCs/>
                 <w:sz w:val="24"/>
                 <w:szCs w:val="32"/>
               </w:rPr>
@@ -2790,61 +3057,158 @@
         </w:tc>
       </w:tr>
       <w:tr>
-        <w:trPr>
-          <w:trHeight w:val="624"/>
-          <w:jc w:val="center"/>
-        </w:trPr>
         <w:tc>
           <w:tcPr>
-            <w:tcW w:w="3552" w:type="dxa"/>
-            <w:vAlign w:val="center"/>
+            <w:tcW w:w="3624" w:type="dxa"/>
           </w:tcPr>
           <w:p>
             <w:pPr>
+              <w:jc w:val="both"/>
               <w:rPr>
                 <w:sz w:val="24"/>
                 <w:szCs w:val="32"/>
               </w:rPr>
             </w:pPr>
+            <w:r>
+              <w:rPr>
+                <w:sz w:val="24"/>
+                <w:szCs w:val="32"/>
+              </w:rPr>
+              <w:t>Samarpreet Singh</w:t>
+            </w:r>
           </w:p>
         </w:tc>
         <w:tc>
           <w:tcPr>
-            <w:tcW w:w="3552" w:type="dxa"/>
-            <w:vAlign w:val="center"/>
+            <w:tcW w:w="3624" w:type="dxa"/>
           </w:tcPr>
           <w:p>
             <w:pPr>
+              <w:jc w:val="both"/>
               <w:rPr>
                 <w:sz w:val="24"/>
                 <w:szCs w:val="32"/>
               </w:rPr>
             </w:pPr>
+            <w:r>
+              <w:rPr>
+                <w:noProof/>
+                <w:sz w:val="24"/>
+                <w:szCs w:val="32"/>
+              </w:rPr>
+              <w:drawing>
+                <wp:inline distT="0" distB="0" distL="0" distR="0" wp14:anchorId="6C6A38A8" wp14:editId="0C55A96A">
+                  <wp:extent cx="1971304" cy="521970"/>
+                  <wp:effectExtent l="0" t="0" r="0" b="0"/>
+                  <wp:docPr id="753959723" name="Picture 2"/>
+                  <wp:cNvGraphicFramePr>
+                    <a:graphicFrameLocks xmlns:a="http://schemas.openxmlformats.org/drawingml/2006/main" noChangeAspect="1"/>
+                  </wp:cNvGraphicFramePr>
+                  <a:graphic xmlns:a="http://schemas.openxmlformats.org/drawingml/2006/main">
+                    <a:graphicData uri="http://schemas.openxmlformats.org/drawingml/2006/picture">
+                      <pic:pic xmlns:pic="http://schemas.openxmlformats.org/drawingml/2006/picture">
+                        <pic:nvPicPr>
+                          <pic:cNvPr id="753959723" name="Picture 753959723"/>
+                          <pic:cNvPicPr/>
+                        </pic:nvPicPr>
+                        <pic:blipFill rotWithShape="1">
+                          <a:blip r:embed="rId8"/>
+                          <a:srcRect t="34578" b="29212"/>
+                          <a:stretch>
+                            <a:fillRect/>
+                          </a:stretch>
+                        </pic:blipFill>
+                        <pic:spPr bwMode="auto">
+                          <a:xfrm>
+                            <a:off x="0" y="0"/>
+                            <a:ext cx="1975531" cy="523089"/>
+                          </a:xfrm>
+                          <a:prstGeom prst="rect">
+                            <a:avLst/>
+                          </a:prstGeom>
+                          <a:ln>
+                            <a:noFill/>
+                          </a:ln>
+                          <a:extLst>
+                            <a:ext uri="{53640926-AAD7-44D8-BBD7-CCE9431645EC}">
+                              <a14:shadowObscured xmlns:a14="http://schemas.microsoft.com/office/drawing/2010/main"/>
+                            </a:ext>
+                          </a:extLst>
+                        </pic:spPr>
+                      </pic:pic>
+                    </a:graphicData>
+                  </a:graphic>
+                </wp:inline>
+              </w:drawing>
+            </w:r>
           </w:p>
         </w:tc>
         <w:tc>
           <w:tcPr>
-            <w:tcW w:w="3552" w:type="dxa"/>
-            <w:vAlign w:val="center"/>
+            <w:tcW w:w="3624" w:type="dxa"/>
           </w:tcPr>
           <w:p>
             <w:pPr>
+              <w:jc w:val="both"/>
               <w:rPr>
                 <w:sz w:val="24"/>
                 <w:szCs w:val="32"/>
               </w:rPr>
             </w:pPr>
+            <w:r>
+              <w:rPr>
+                <w:sz w:val="24"/>
+                <w:szCs w:val="32"/>
+              </w:rPr>
+              <w:t>30-09-2026</w:t>
+            </w:r>
           </w:p>
         </w:tc>
       </w:tr>
     </w:tbl>
     <w:p>
       <w:pPr>
+        <w:jc w:val="both"/>
+        <w:rPr>
+          <w:sz w:val="24"/>
+          <w:szCs w:val="32"/>
+        </w:rPr>
+      </w:pPr>
+    </w:p>
+    <w:p>
+      <w:pPr>
+        <w:jc w:val="both"/>
+        <w:rPr>
+          <w:sz w:val="24"/>
+          <w:szCs w:val="32"/>
+        </w:rPr>
+      </w:pPr>
+    </w:p>
+    <w:p>
+      <w:pPr>
+        <w:jc w:val="both"/>
+        <w:rPr>
+          <w:sz w:val="24"/>
+          <w:szCs w:val="32"/>
+        </w:rPr>
+      </w:pPr>
+    </w:p>
+    <w:p>
+      <w:pPr>
+        <w:jc w:val="both"/>
+        <w:rPr>
+          <w:sz w:val="24"/>
+          <w:szCs w:val="32"/>
+        </w:rPr>
+      </w:pPr>
+    </w:p>
+    <w:p>
+      <w:pPr>
         <w:jc w:val="center"/>
       </w:pPr>
     </w:p>
     <w:sectPr>
-      <w:footerReference w:type="default" r:id="rId8"/>
+      <w:footerReference w:type="default" r:id="rId9"/>
       <w:pgSz w:w="12240" w:h="15840"/>
       <w:pgMar w:top="792" w:right="792" w:bottom="792" w:left="792" w:header="720" w:footer="720" w:gutter="0"/>
       <w:cols w:space="720"/>
@@ -3755,6 +4119,7 @@
   <w:style w:type="character" w:default="1" w:styleId="DefaultParagraphFont">
     <w:name w:val="Default Paragraph Font"/>
     <w:uiPriority w:val="1"/>
+    <w:semiHidden/>
     <w:unhideWhenUsed/>
   </w:style>
   <w:style w:type="table" w:default="1" w:styleId="TableNormal">

--- a/CAP776-MinorProject1Report.docx
+++ b/CAP776-MinorProject1Report.docx
@@ -1620,6 +1620,13 @@
                 <w:sz w:val="24"/>
                 <w:szCs w:val="24"/>
               </w:rPr>
+              <w:t xml:space="preserve"> </w:t>
+            </w:r>
+            <w:r>
+              <w:rPr>
+                <w:sz w:val="24"/>
+                <w:szCs w:val="24"/>
+              </w:rPr>
               <w:t>min/day</w:t>
             </w:r>
           </w:p>
@@ -2585,7 +2592,28 @@
                 <w:sz w:val="24"/>
                 <w:szCs w:val="24"/>
               </w:rPr>
-              <w:t>r = -0.26 (weak negative relationship).</w:t>
+              <w:t>r = -0.</w:t>
+            </w:r>
+            <w:r>
+              <w:rPr>
+                <w:sz w:val="24"/>
+                <w:szCs w:val="24"/>
+              </w:rPr>
+              <w:t>26</w:t>
+            </w:r>
+            <w:r>
+              <w:rPr>
+                <w:sz w:val="24"/>
+                <w:szCs w:val="24"/>
+              </w:rPr>
+              <w:t xml:space="preserve">, a </w:t>
+            </w:r>
+            <w:r>
+              <w:rPr>
+                <w:sz w:val="24"/>
+                <w:szCs w:val="24"/>
+              </w:rPr>
+              <w:t>weak negative relationship.</w:t>
             </w:r>
             <w:r>
               <w:rPr>
@@ -2668,7 +2696,21 @@
                 <w:sz w:val="24"/>
                 <w:szCs w:val="24"/>
               </w:rPr>
-              <w:t>r = -0.18 (little or no clear relationship).</w:t>
+              <w:t>r = -0.18</w:t>
+            </w:r>
+            <w:r>
+              <w:rPr>
+                <w:sz w:val="24"/>
+                <w:szCs w:val="24"/>
+              </w:rPr>
+              <w:t>, negligible</w:t>
+            </w:r>
+            <w:r>
+              <w:rPr>
+                <w:sz w:val="24"/>
+                <w:szCs w:val="24"/>
+              </w:rPr>
+              <w:t>.</w:t>
             </w:r>
             <w:r>
               <w:rPr>
@@ -2744,14 +2786,277 @@
                 <w:sz w:val="24"/>
                 <w:szCs w:val="24"/>
               </w:rPr>
-              <w:t>r = 0.05 (little or no clear relationship).</w:t>
-            </w:r>
-            <w:r>
-              <w:rPr>
-                <w:sz w:val="24"/>
-                <w:szCs w:val="24"/>
-              </w:rPr>
-              <w:t xml:space="preserve"> Coding time and Energy level has almost negligible relationship.</w:t>
+              <w:t>r = 0.0</w:t>
+            </w:r>
+            <w:r>
+              <w:rPr>
+                <w:sz w:val="24"/>
+                <w:szCs w:val="24"/>
+              </w:rPr>
+              <w:t>5</w:t>
+            </w:r>
+            <w:r>
+              <w:rPr>
+                <w:sz w:val="24"/>
+                <w:szCs w:val="24"/>
+              </w:rPr>
+              <w:t xml:space="preserve">, negligible. </w:t>
+            </w:r>
+            <w:r>
+              <w:rPr>
+                <w:sz w:val="24"/>
+                <w:szCs w:val="24"/>
+              </w:rPr>
+              <w:t>Coding time and Energy level has almost negligible relationship.</w:t>
+            </w:r>
+          </w:p>
+        </w:tc>
+      </w:tr>
+      <w:tr>
+        <w:trPr>
+          <w:trHeight w:val="397"/>
+          <w:jc w:val="center"/>
+        </w:trPr>
+        <w:tc>
+          <w:tcPr>
+            <w:tcW w:w="675" w:type="dxa"/>
+            <w:vAlign w:val="center"/>
+          </w:tcPr>
+          <w:p>
+            <w:pPr>
+              <w:rPr>
+                <w:sz w:val="24"/>
+                <w:szCs w:val="24"/>
+              </w:rPr>
+            </w:pPr>
+            <w:r>
+              <w:rPr>
+                <w:sz w:val="24"/>
+                <w:szCs w:val="24"/>
+              </w:rPr>
+              <w:t>4</w:t>
+            </w:r>
+          </w:p>
+        </w:tc>
+        <w:tc>
+          <w:tcPr>
+            <w:tcW w:w="5670" w:type="dxa"/>
+            <w:vAlign w:val="center"/>
+          </w:tcPr>
+          <w:p>
+            <w:pPr>
+              <w:rPr>
+                <w:sz w:val="24"/>
+                <w:szCs w:val="24"/>
+              </w:rPr>
+            </w:pPr>
+            <w:r>
+              <w:rPr>
+                <w:sz w:val="24"/>
+                <w:szCs w:val="24"/>
+              </w:rPr>
+              <w:t xml:space="preserve">Total Tracked Time </w:t>
+            </w:r>
+            <w:r>
+              <w:rPr>
+                <w:sz w:val="24"/>
+                <w:szCs w:val="24"/>
+              </w:rPr>
+              <w:t>↔</w:t>
+            </w:r>
+            <w:r>
+              <w:rPr>
+                <w:sz w:val="24"/>
+                <w:szCs w:val="24"/>
+              </w:rPr>
+              <w:t xml:space="preserve"> Energy</w:t>
+            </w:r>
+          </w:p>
+        </w:tc>
+        <w:tc>
+          <w:tcPr>
+            <w:tcW w:w="4527" w:type="dxa"/>
+            <w:vAlign w:val="center"/>
+          </w:tcPr>
+          <w:p>
+            <w:pPr>
+              <w:rPr>
+                <w:sz w:val="24"/>
+                <w:szCs w:val="24"/>
+              </w:rPr>
+            </w:pPr>
+            <w:r>
+              <w:rPr>
+                <w:sz w:val="24"/>
+                <w:szCs w:val="24"/>
+              </w:rPr>
+              <w:t>r = -0.</w:t>
+            </w:r>
+            <w:r>
+              <w:rPr>
+                <w:sz w:val="24"/>
+                <w:szCs w:val="24"/>
+              </w:rPr>
+              <w:t>61</w:t>
+            </w:r>
+            <w:r>
+              <w:rPr>
+                <w:sz w:val="24"/>
+                <w:szCs w:val="24"/>
+              </w:rPr>
+              <w:t>, a moderate negative relationship and the strongest signal in my data. Longer, fuller days consistently came with lower energy.</w:t>
+            </w:r>
+          </w:p>
+        </w:tc>
+      </w:tr>
+      <w:tr>
+        <w:trPr>
+          <w:trHeight w:val="397"/>
+          <w:jc w:val="center"/>
+        </w:trPr>
+        <w:tc>
+          <w:tcPr>
+            <w:tcW w:w="675" w:type="dxa"/>
+            <w:vAlign w:val="center"/>
+          </w:tcPr>
+          <w:p>
+            <w:pPr>
+              <w:rPr>
+                <w:sz w:val="24"/>
+                <w:szCs w:val="24"/>
+              </w:rPr>
+            </w:pPr>
+            <w:r>
+              <w:rPr>
+                <w:sz w:val="24"/>
+                <w:szCs w:val="24"/>
+              </w:rPr>
+              <w:t>5</w:t>
+            </w:r>
+          </w:p>
+        </w:tc>
+        <w:tc>
+          <w:tcPr>
+            <w:tcW w:w="5670" w:type="dxa"/>
+            <w:vAlign w:val="center"/>
+          </w:tcPr>
+          <w:p>
+            <w:pPr>
+              <w:rPr>
+                <w:sz w:val="24"/>
+                <w:szCs w:val="24"/>
+              </w:rPr>
+            </w:pPr>
+            <w:r>
+              <w:rPr>
+                <w:sz w:val="24"/>
+                <w:szCs w:val="24"/>
+              </w:rPr>
+              <w:t>Class Time ↔ Satisfaction</w:t>
+            </w:r>
+          </w:p>
+        </w:tc>
+        <w:tc>
+          <w:tcPr>
+            <w:tcW w:w="4527" w:type="dxa"/>
+            <w:vAlign w:val="center"/>
+          </w:tcPr>
+          <w:p>
+            <w:pPr>
+              <w:rPr>
+                <w:sz w:val="24"/>
+                <w:szCs w:val="24"/>
+              </w:rPr>
+            </w:pPr>
+            <w:r>
+              <w:rPr>
+                <w:sz w:val="24"/>
+                <w:szCs w:val="24"/>
+              </w:rPr>
+              <w:t>r = -0.48, a moderate negative relationship. Heavily scheduled class days were my least satisfying days.</w:t>
+            </w:r>
+          </w:p>
+        </w:tc>
+      </w:tr>
+      <w:tr>
+        <w:trPr>
+          <w:trHeight w:val="397"/>
+          <w:jc w:val="center"/>
+        </w:trPr>
+        <w:tc>
+          <w:tcPr>
+            <w:tcW w:w="675" w:type="dxa"/>
+            <w:vAlign w:val="center"/>
+          </w:tcPr>
+          <w:p>
+            <w:pPr>
+              <w:rPr>
+                <w:sz w:val="24"/>
+                <w:szCs w:val="24"/>
+              </w:rPr>
+            </w:pPr>
+            <w:r>
+              <w:rPr>
+                <w:sz w:val="24"/>
+                <w:szCs w:val="24"/>
+              </w:rPr>
+              <w:t>6</w:t>
+            </w:r>
+          </w:p>
+        </w:tc>
+        <w:tc>
+          <w:tcPr>
+            <w:tcW w:w="5670" w:type="dxa"/>
+            <w:vAlign w:val="center"/>
+          </w:tcPr>
+          <w:p>
+            <w:pPr>
+              <w:rPr>
+                <w:sz w:val="24"/>
+                <w:szCs w:val="24"/>
+              </w:rPr>
+            </w:pPr>
+            <w:r>
+              <w:rPr>
+                <w:sz w:val="24"/>
+                <w:szCs w:val="24"/>
+              </w:rPr>
+              <w:t>Free Time ↔ Feeling</w:t>
+            </w:r>
+          </w:p>
+        </w:tc>
+        <w:tc>
+          <w:tcPr>
+            <w:tcW w:w="4527" w:type="dxa"/>
+            <w:vAlign w:val="center"/>
+          </w:tcPr>
+          <w:p>
+            <w:pPr>
+              <w:rPr>
+                <w:sz w:val="24"/>
+                <w:szCs w:val="24"/>
+              </w:rPr>
+            </w:pPr>
+            <w:r>
+              <w:rPr>
+                <w:sz w:val="24"/>
+                <w:szCs w:val="24"/>
+              </w:rPr>
+              <w:t>r = 0.</w:t>
+            </w:r>
+            <w:r>
+              <w:rPr>
+                <w:sz w:val="24"/>
+                <w:szCs w:val="24"/>
+              </w:rPr>
+              <w:t>53</w:t>
+            </w:r>
+            <w:r>
+              <w:rPr>
+                <w:sz w:val="24"/>
+                <w:szCs w:val="24"/>
+              </w:rPr>
+              <w:t>, a moderate positive relationship. Days with more free time were the days I felt best.</w:t>
             </w:r>
           </w:p>
         </w:tc>
@@ -2819,21 +3124,80 @@
           <w:sz w:val="24"/>
           <w:szCs w:val="24"/>
         </w:rPr>
-        <w:t xml:space="preserve"> as I recorded all 39 days from 13 august to 20 September 2026 with no invalid entries. My routine Was mainly focused on academics: As my academic activity index was 325.28 minutes per day including 256.28 minutes of classes and 69 minutes of self-study. I also spent 55.26 minute per day on coding, Showing regular technical engagement alongside my coursework. My average for fitness time was 32.18 minutes while my average for sleep was 364.36 minutes. High track 899 minutes per day in total and still had around 541 minutes of my free time. As for my experience index of 2.86 out of 5, It shows that my overall daily experience was moderate rather than consistently high. As for the correlations between sleep and energy, study and satisfaction, add coding and energy are all weak. Therefore, it can be seen that my reported experience </w:t>
+        <w:t xml:space="preserve"> as I recorded all 39 days from 13 august to 20 September 2026 with no invalid entries. My routine </w:t>
       </w:r>
       <w:r>
         <w:rPr>
           <w:sz w:val="24"/>
           <w:szCs w:val="24"/>
         </w:rPr>
-        <w:t>appears</w:t>
+        <w:t>w</w:t>
       </w:r>
       <w:r>
         <w:rPr>
           <w:sz w:val="24"/>
           <w:szCs w:val="24"/>
         </w:rPr>
-        <w:t xml:space="preserve"> to be influenced by balance, Workload and other Personal factors, and not by one activity alone.</w:t>
+        <w:t xml:space="preserve">as mainly focused on academics: As my academic activity index was 325.28 minutes per day including 256.28 minutes of classes and 69 minutes of self-study. I also spent 55.26 minute per day on coding, Showing regular technical engagement alongside my coursework. My average </w:t>
+      </w:r>
+      <w:r>
+        <w:rPr>
+          <w:sz w:val="24"/>
+          <w:szCs w:val="24"/>
+        </w:rPr>
+        <w:t xml:space="preserve">time </w:t>
+      </w:r>
+      <w:r>
+        <w:rPr>
+          <w:sz w:val="24"/>
+          <w:szCs w:val="24"/>
+        </w:rPr>
+        <w:t>for fitness was 32.18 minutes while my average for sleep was 364.36 minutes. High track 899 minutes per day in total and still had around 541 minutes of my free time.</w:t>
+      </w:r>
+      <w:r>
+        <w:rPr>
+          <w:rFonts w:ascii="Segoe UI" w:hAnsi="Segoe UI" w:cs="Segoe UI"/>
+          <w:color w:val="1A1A1A"/>
+          <w:sz w:val="23"/>
+          <w:szCs w:val="23"/>
+          <w:shd w:val="clear" w:color="auto" w:fill="FFFFFF"/>
+        </w:rPr>
+        <w:t xml:space="preserve"> </w:t>
+      </w:r>
+      <w:r>
+        <w:rPr>
+          <w:sz w:val="24"/>
+          <w:szCs w:val="24"/>
+        </w:rPr>
+        <w:t>The three required relationships were all weak, but the extra relationships I tested were much clearer. Total Tracked Time and Energy gave r = -0.</w:t>
+      </w:r>
+      <w:r>
+        <w:rPr>
+          <w:sz w:val="24"/>
+          <w:szCs w:val="24"/>
+        </w:rPr>
+        <w:t>61</w:t>
+      </w:r>
+      <w:r>
+        <w:rPr>
+          <w:sz w:val="24"/>
+          <w:szCs w:val="24"/>
+        </w:rPr>
+        <w:t>, Class Time and Satisfaction gave r = -0.48, and Free Time and Feeling gave r = 0.</w:t>
+      </w:r>
+      <w:r>
+        <w:rPr>
+          <w:sz w:val="24"/>
+          <w:szCs w:val="24"/>
+        </w:rPr>
+        <w:t>53</w:t>
+      </w:r>
+      <w:r>
+        <w:rPr>
+          <w:sz w:val="24"/>
+          <w:szCs w:val="24"/>
+        </w:rPr>
+        <w:t>. Together these show that my experience was driven by my total daily workload rather than by any single activity. The longer and more heavily scheduled my day was, the lower my energy and satisfaction, while days with more free time felt noticeably better. My Experience Index of 2.86 out of 5 reflects this moderate overall experience.</w:t>
       </w:r>
     </w:p>
     <w:p>
@@ -2873,42 +3237,84 @@
           <w:sz w:val="24"/>
           <w:szCs w:val="32"/>
         </w:rPr>
-        <w:t xml:space="preserve">I want to improve my routine of sleep, physical activity and my focused work. As it can be seen at my average leave was about 6 hour and </w:t>
+        <w:t xml:space="preserve">I want to improve my routine of sleep, physical activity and my focused work. </w:t>
       </w:r>
       <w:r>
         <w:rPr>
           <w:sz w:val="24"/>
           <w:szCs w:val="32"/>
         </w:rPr>
-        <w:t>4</w:t>
+        <w:t>My sleep averaged 364.36 minutes, which is about six hours and four minutes per day, so I will fix a regular bedtime and wake-up time and move gradually towards at least seven hours.</w:t>
       </w:r>
       <w:r>
         <w:rPr>
           <w:sz w:val="24"/>
           <w:szCs w:val="32"/>
         </w:rPr>
-        <w:t xml:space="preserve"> minutes per day So I want to aim for a more regular bedtime and wake up time, then gradually move towards at least seven hours of sleep. The weak Sleep energy correlation shows that I should improve my sleep quality by avoiding Staying up late night</w:t>
+        <w:t xml:space="preserve"> </w:t>
       </w:r>
       <w:r>
         <w:rPr>
           <w:sz w:val="24"/>
           <w:szCs w:val="32"/>
         </w:rPr>
-        <w:t>. My fitness average was 32.</w:t>
+        <w:t>My fitness average was 32.18 minutes, so I will schedule at least 30 minutes of exercise on five days every week instead of leaving it to chance</w:t>
       </w:r>
       <w:r>
         <w:rPr>
           <w:sz w:val="24"/>
           <w:szCs w:val="32"/>
         </w:rPr>
-        <w:t>1</w:t>
+        <w:t xml:space="preserve">. </w:t>
       </w:r>
       <w:r>
         <w:rPr>
           <w:sz w:val="24"/>
           <w:szCs w:val="32"/>
         </w:rPr>
-        <w:t>8 minutes But I want to make this more consistent by scheduling At least 30 minute or workout session On at least five days every week. Since I already Spend 325.28 minutes per day on academics, I’ll divide study tasks into shorter Planned sessions and will take small breaks to avoid overload and confusion. I also want to improve my coding practice from 55.26 minutes to focused One hour on most of the days. Then finally I want to use part of my 5</w:t>
+        <w:t>The strongest evidence in my data is the negative relationship between Total Tracked Time and Energy (r = -0.</w:t>
+      </w:r>
+      <w:r>
+        <w:rPr>
+          <w:sz w:val="24"/>
+          <w:szCs w:val="32"/>
+        </w:rPr>
+        <w:t>61</w:t>
+      </w:r>
+      <w:r>
+        <w:rPr>
+          <w:sz w:val="24"/>
+          <w:szCs w:val="32"/>
+        </w:rPr>
+        <w:t>), so simply adding more hours is not the answer. Instead I will cap my heaviest days, divide my 325.28 minutes of academic work into shorter planned sessions with proper breaks, and protect recovery time when classes are long</w:t>
+      </w:r>
+      <w:r>
+        <w:rPr>
+          <w:sz w:val="24"/>
+          <w:szCs w:val="32"/>
+        </w:rPr>
+        <w:t xml:space="preserve">. </w:t>
+      </w:r>
+      <w:r>
+        <w:rPr>
+          <w:sz w:val="24"/>
+          <w:szCs w:val="32"/>
+        </w:rPr>
+        <w:t xml:space="preserve">I also want to improve my coding practice from 55.26 minutes to focused </w:t>
+      </w:r>
+      <w:r>
+        <w:rPr>
+          <w:sz w:val="24"/>
+          <w:szCs w:val="32"/>
+        </w:rPr>
+        <w:t>o</w:t>
+      </w:r>
+      <w:r>
+        <w:rPr>
+          <w:sz w:val="24"/>
+          <w:szCs w:val="32"/>
+        </w:rPr>
+        <w:t>ne hour on most of the days. Then finally I want to use part of my 5</w:t>
       </w:r>
       <w:r>
         <w:rPr>

--- a/CAP776-MinorProject1Report.docx
+++ b/CAP776-MinorProject1Report.docx
@@ -362,7 +362,21 @@
                 <w:sz w:val="24"/>
                 <w:szCs w:val="32"/>
               </w:rPr>
-              <w:t>20 September 2026</w:t>
+              <w:t>2</w:t>
+            </w:r>
+            <w:r>
+              <w:rPr>
+                <w:sz w:val="24"/>
+                <w:szCs w:val="32"/>
+              </w:rPr>
+              <w:t>1</w:t>
+            </w:r>
+            <w:r>
+              <w:rPr>
+                <w:sz w:val="24"/>
+                <w:szCs w:val="32"/>
+              </w:rPr>
+              <w:t xml:space="preserve"> September 2026</w:t>
             </w:r>
           </w:p>
         </w:tc>
@@ -530,7 +544,7 @@
                 <w:sz w:val="24"/>
                 <w:szCs w:val="36"/>
               </w:rPr>
-              <w:t>39</w:t>
+              <w:t>40</w:t>
             </w:r>
           </w:p>
         </w:tc>
@@ -578,14 +592,7 @@
                 <w:sz w:val="24"/>
                 <w:szCs w:val="36"/>
               </w:rPr>
-              <w:t>3</w:t>
-            </w:r>
-            <w:r>
-              <w:rPr>
-                <w:sz w:val="24"/>
-                <w:szCs w:val="36"/>
-              </w:rPr>
-              <w:t>9</w:t>
+              <w:t>40</w:t>
             </w:r>
           </w:p>
         </w:tc>
@@ -743,28 +750,7 @@
                 <w:sz w:val="24"/>
                 <w:szCs w:val="36"/>
               </w:rPr>
-              <w:t>36</w:t>
-            </w:r>
-            <w:r>
-              <w:rPr>
-                <w:sz w:val="24"/>
-                <w:szCs w:val="36"/>
-              </w:rPr>
-              <w:t>4.36</w:t>
-            </w:r>
-            <w:r>
-              <w:rPr>
-                <w:sz w:val="24"/>
-                <w:szCs w:val="36"/>
-              </w:rPr>
-              <w:t xml:space="preserve"> min</w:t>
-            </w:r>
-            <w:r>
-              <w:rPr>
-                <w:sz w:val="24"/>
-                <w:szCs w:val="36"/>
-              </w:rPr>
-              <w:t>/day</w:t>
+              <w:t>365.75 min/day</w:t>
             </w:r>
           </w:p>
         </w:tc>
@@ -826,7 +812,14 @@
                 <w:sz w:val="24"/>
                 <w:szCs w:val="36"/>
               </w:rPr>
-              <w:t>18</w:t>
+              <w:t>1</w:t>
+            </w:r>
+            <w:r>
+              <w:rPr>
+                <w:sz w:val="24"/>
+                <w:szCs w:val="36"/>
+              </w:rPr>
+              <w:t>2</w:t>
             </w:r>
             <w:r>
               <w:rPr>
@@ -895,14 +888,28 @@
                 <w:sz w:val="24"/>
                 <w:szCs w:val="36"/>
               </w:rPr>
-              <w:t>69.</w:t>
+              <w:t>6</w:t>
             </w:r>
             <w:r>
               <w:rPr>
                 <w:sz w:val="24"/>
                 <w:szCs w:val="36"/>
               </w:rPr>
-              <w:t>00</w:t>
+              <w:t>8</w:t>
+            </w:r>
+            <w:r>
+              <w:rPr>
+                <w:sz w:val="24"/>
+                <w:szCs w:val="36"/>
+              </w:rPr>
+              <w:t>.</w:t>
+            </w:r>
+            <w:r>
+              <w:rPr>
+                <w:sz w:val="24"/>
+                <w:szCs w:val="36"/>
+              </w:rPr>
+              <w:t>78</w:t>
             </w:r>
             <w:r>
               <w:rPr>
@@ -971,21 +978,7 @@
                 <w:sz w:val="24"/>
                 <w:szCs w:val="36"/>
               </w:rPr>
-              <w:t xml:space="preserve">55.26 </w:t>
-            </w:r>
-            <w:r>
-              <w:rPr>
-                <w:sz w:val="24"/>
-                <w:szCs w:val="36"/>
-              </w:rPr>
-              <w:t>min</w:t>
-            </w:r>
-            <w:r>
-              <w:rPr>
-                <w:sz w:val="24"/>
-                <w:szCs w:val="36"/>
-              </w:rPr>
-              <w:t>/day</w:t>
+              <w:t>56.88 min/day</w:t>
             </w:r>
           </w:p>
         </w:tc>
@@ -1040,42 +1033,7 @@
                 <w:sz w:val="24"/>
                 <w:szCs w:val="36"/>
               </w:rPr>
-              <w:t>2</w:t>
-            </w:r>
-            <w:r>
-              <w:rPr>
-                <w:sz w:val="24"/>
-                <w:szCs w:val="36"/>
-              </w:rPr>
-              <w:t>56</w:t>
-            </w:r>
-            <w:r>
-              <w:rPr>
-                <w:sz w:val="24"/>
-                <w:szCs w:val="36"/>
-              </w:rPr>
-              <w:t>.</w:t>
-            </w:r>
-            <w:r>
-              <w:rPr>
-                <w:sz w:val="24"/>
-                <w:szCs w:val="36"/>
-              </w:rPr>
-              <w:t>28</w:t>
-            </w:r>
-            <w:r>
-              <w:rPr>
-                <w:sz w:val="24"/>
-                <w:szCs w:val="36"/>
-              </w:rPr>
-              <w:t xml:space="preserve"> min</w:t>
-            </w:r>
-            <w:r>
-              <w:rPr>
-                <w:sz w:val="24"/>
-                <w:szCs w:val="36"/>
-              </w:rPr>
-              <w:t>/day</w:t>
+              <w:t>257.38 min/day</w:t>
             </w:r>
           </w:p>
         </w:tc>
@@ -1130,42 +1088,7 @@
                 <w:sz w:val="24"/>
                 <w:szCs w:val="36"/>
               </w:rPr>
-              <w:t>12</w:t>
-            </w:r>
-            <w:r>
-              <w:rPr>
-                <w:sz w:val="24"/>
-                <w:szCs w:val="36"/>
-              </w:rPr>
-              <w:t>1</w:t>
-            </w:r>
-            <w:r>
-              <w:rPr>
-                <w:sz w:val="24"/>
-                <w:szCs w:val="36"/>
-              </w:rPr>
-              <w:t>.</w:t>
-            </w:r>
-            <w:r>
-              <w:rPr>
-                <w:sz w:val="24"/>
-                <w:szCs w:val="36"/>
-              </w:rPr>
-              <w:t>92</w:t>
-            </w:r>
-            <w:r>
-              <w:rPr>
-                <w:sz w:val="24"/>
-                <w:szCs w:val="36"/>
-              </w:rPr>
-              <w:t xml:space="preserve"> min</w:t>
-            </w:r>
-            <w:r>
-              <w:rPr>
-                <w:sz w:val="24"/>
-                <w:szCs w:val="36"/>
-              </w:rPr>
-              <w:t>/day</w:t>
+              <w:t>119.72 min/day</w:t>
             </w:r>
           </w:p>
         </w:tc>
@@ -1234,42 +1157,7 @@
                 <w:sz w:val="24"/>
                 <w:szCs w:val="36"/>
               </w:rPr>
-              <w:t>54</w:t>
-            </w:r>
-            <w:r>
-              <w:rPr>
-                <w:sz w:val="24"/>
-                <w:szCs w:val="36"/>
-              </w:rPr>
-              <w:t>1</w:t>
-            </w:r>
-            <w:r>
-              <w:rPr>
-                <w:sz w:val="24"/>
-                <w:szCs w:val="36"/>
-              </w:rPr>
-              <w:t>.</w:t>
-            </w:r>
-            <w:r>
-              <w:rPr>
-                <w:sz w:val="24"/>
-                <w:szCs w:val="36"/>
-              </w:rPr>
-              <w:t>00</w:t>
-            </w:r>
-            <w:r>
-              <w:rPr>
-                <w:sz w:val="24"/>
-                <w:szCs w:val="36"/>
-              </w:rPr>
-              <w:t xml:space="preserve"> min</w:t>
-            </w:r>
-            <w:r>
-              <w:rPr>
-                <w:sz w:val="24"/>
-                <w:szCs w:val="36"/>
-              </w:rPr>
-              <w:t>/day</w:t>
+              <w:t>539.38 min/day</w:t>
             </w:r>
           </w:p>
         </w:tc>
@@ -1514,7 +1402,7 @@
                 <w:sz w:val="24"/>
                 <w:szCs w:val="24"/>
               </w:rPr>
-              <w:t>291.18</w:t>
+              <w:t>292.11</w:t>
             </w:r>
           </w:p>
         </w:tc>
@@ -1613,21 +1501,7 @@
                 <w:sz w:val="24"/>
                 <w:szCs w:val="24"/>
               </w:rPr>
-              <w:t>55.26</w:t>
-            </w:r>
-            <w:r>
-              <w:rPr>
-                <w:sz w:val="24"/>
-                <w:szCs w:val="24"/>
-              </w:rPr>
-              <w:t xml:space="preserve"> </w:t>
-            </w:r>
-            <w:r>
-              <w:rPr>
-                <w:sz w:val="24"/>
-                <w:szCs w:val="24"/>
-              </w:rPr>
-              <w:t>min/day</w:t>
+              <w:t>56.88 min/day</w:t>
             </w:r>
           </w:p>
         </w:tc>
@@ -1726,14 +1600,7 @@
                 <w:sz w:val="24"/>
                 <w:szCs w:val="24"/>
               </w:rPr>
-              <w:t xml:space="preserve">325.28 </w:t>
-            </w:r>
-            <w:r>
-              <w:rPr>
-                <w:sz w:val="24"/>
-                <w:szCs w:val="24"/>
-              </w:rPr>
-              <w:t>min/day</w:t>
+              <w:t>326.15 min/day</w:t>
             </w:r>
           </w:p>
         </w:tc>
@@ -1832,21 +1699,7 @@
                 <w:sz w:val="24"/>
                 <w:szCs w:val="24"/>
               </w:rPr>
-              <w:t>32.</w:t>
-            </w:r>
-            <w:r>
-              <w:rPr>
-                <w:sz w:val="24"/>
-                <w:szCs w:val="24"/>
-              </w:rPr>
-              <w:t>18</w:t>
-            </w:r>
-            <w:r>
-              <w:rPr>
-                <w:sz w:val="24"/>
-                <w:szCs w:val="24"/>
-              </w:rPr>
-              <w:t xml:space="preserve"> min/day</w:t>
+              <w:t>32.12 min/day</w:t>
             </w:r>
           </w:p>
         </w:tc>
@@ -1945,14 +1798,7 @@
                 <w:sz w:val="24"/>
                 <w:szCs w:val="24"/>
               </w:rPr>
-              <w:t xml:space="preserve">364.36 </w:t>
-            </w:r>
-            <w:r>
-              <w:rPr>
-                <w:sz w:val="24"/>
-                <w:szCs w:val="24"/>
-              </w:rPr>
-              <w:t>min/day</w:t>
+              <w:t>365.75 min/day</w:t>
             </w:r>
           </w:p>
         </w:tc>
@@ -2051,14 +1897,7 @@
                 <w:sz w:val="24"/>
                 <w:szCs w:val="24"/>
               </w:rPr>
-              <w:t xml:space="preserve">541.00 </w:t>
-            </w:r>
-            <w:r>
-              <w:rPr>
-                <w:sz w:val="24"/>
-                <w:szCs w:val="24"/>
-              </w:rPr>
-              <w:t>min/day</w:t>
+              <w:t>539.38 min/day</w:t>
             </w:r>
           </w:p>
         </w:tc>
@@ -2164,35 +2003,7 @@
                 <w:sz w:val="24"/>
                 <w:szCs w:val="24"/>
               </w:rPr>
-              <w:t>8</w:t>
-            </w:r>
-            <w:r>
-              <w:rPr>
-                <w:sz w:val="24"/>
-                <w:szCs w:val="24"/>
-              </w:rPr>
-              <w:t>99</w:t>
-            </w:r>
-            <w:r>
-              <w:rPr>
-                <w:sz w:val="24"/>
-                <w:szCs w:val="24"/>
-              </w:rPr>
-              <w:t>.</w:t>
-            </w:r>
-            <w:r>
-              <w:rPr>
-                <w:sz w:val="24"/>
-                <w:szCs w:val="24"/>
-              </w:rPr>
-              <w:t>00</w:t>
-            </w:r>
-            <w:r>
-              <w:rPr>
-                <w:sz w:val="24"/>
-                <w:szCs w:val="24"/>
-              </w:rPr>
-              <w:t xml:space="preserve"> min/day</w:t>
+              <w:t>900.62 min/day</w:t>
             </w:r>
           </w:p>
         </w:tc>
@@ -2298,7 +2109,14 @@
                 <w:sz w:val="24"/>
                 <w:szCs w:val="24"/>
               </w:rPr>
-              <w:t>86</w:t>
+              <w:t>8</w:t>
+            </w:r>
+            <w:r>
+              <w:rPr>
+                <w:sz w:val="24"/>
+                <w:szCs w:val="24"/>
+              </w:rPr>
+              <w:t>7</w:t>
             </w:r>
             <w:r>
               <w:rPr>
@@ -2599,7 +2417,14 @@
                 <w:sz w:val="24"/>
                 <w:szCs w:val="24"/>
               </w:rPr>
-              <w:t>26</w:t>
+              <w:t>2</w:t>
+            </w:r>
+            <w:r>
+              <w:rPr>
+                <w:sz w:val="24"/>
+                <w:szCs w:val="24"/>
+              </w:rPr>
+              <w:t>5</w:t>
             </w:r>
             <w:r>
               <w:rPr>
@@ -2793,7 +2618,7 @@
                 <w:sz w:val="24"/>
                 <w:szCs w:val="24"/>
               </w:rPr>
-              <w:t>5</w:t>
+              <w:t>4</w:t>
             </w:r>
             <w:r>
               <w:rPr>
@@ -2897,7 +2722,7 @@
                 <w:sz w:val="24"/>
                 <w:szCs w:val="24"/>
               </w:rPr>
-              <w:t>61</w:t>
+              <w:t>59</w:t>
             </w:r>
             <w:r>
               <w:rPr>
@@ -2973,7 +2798,21 @@
                 <w:sz w:val="24"/>
                 <w:szCs w:val="24"/>
               </w:rPr>
-              <w:t>r = -0.48, a moderate negative relationship. Heavily scheduled class days were my least satisfying days.</w:t>
+              <w:t>r = -0.4</w:t>
+            </w:r>
+            <w:r>
+              <w:rPr>
+                <w:sz w:val="24"/>
+                <w:szCs w:val="24"/>
+              </w:rPr>
+              <w:t>7</w:t>
+            </w:r>
+            <w:r>
+              <w:rPr>
+                <w:sz w:val="24"/>
+                <w:szCs w:val="24"/>
+              </w:rPr>
+              <w:t>, a moderate negative relationship. Heavily scheduled class days were my least satisfying days.</w:t>
             </w:r>
           </w:p>
         </w:tc>
@@ -3049,7 +2888,14 @@
                 <w:sz w:val="24"/>
                 <w:szCs w:val="24"/>
               </w:rPr>
-              <w:t>53</w:t>
+              <w:t>5</w:t>
+            </w:r>
+            <w:r>
+              <w:rPr>
+                <w:sz w:val="24"/>
+                <w:szCs w:val="24"/>
+              </w:rPr>
+              <w:t>1</w:t>
             </w:r>
             <w:r>
               <w:rPr>
@@ -3124,7 +2970,35 @@
           <w:sz w:val="24"/>
           <w:szCs w:val="24"/>
         </w:rPr>
-        <w:t xml:space="preserve"> as I recorded all 39 days from 13 august to 20 September 2026 with no invalid entries. My routine </w:t>
+        <w:t xml:space="preserve"> as I recorded all </w:t>
+      </w:r>
+      <w:r>
+        <w:rPr>
+          <w:sz w:val="24"/>
+          <w:szCs w:val="24"/>
+        </w:rPr>
+        <w:t>40</w:t>
+      </w:r>
+      <w:r>
+        <w:rPr>
+          <w:sz w:val="24"/>
+          <w:szCs w:val="24"/>
+        </w:rPr>
+        <w:t xml:space="preserve"> days from 13 august to 2</w:t>
+      </w:r>
+      <w:r>
+        <w:rPr>
+          <w:sz w:val="24"/>
+          <w:szCs w:val="24"/>
+        </w:rPr>
+        <w:t>1</w:t>
+      </w:r>
+      <w:r>
+        <w:rPr>
+          <w:sz w:val="24"/>
+          <w:szCs w:val="24"/>
+        </w:rPr>
+        <w:t xml:space="preserve"> September 2026 with no invalid entries. My routine </w:t>
       </w:r>
       <w:r>
         <w:rPr>
@@ -3138,7 +3012,35 @@
           <w:sz w:val="24"/>
           <w:szCs w:val="24"/>
         </w:rPr>
-        <w:t xml:space="preserve">as mainly focused on academics: As my academic activity index was 325.28 minutes per day including 256.28 minutes of classes and 69 minutes of self-study. I also spent 55.26 minute per day on coding, Showing regular technical engagement alongside my coursework. My average </w:t>
+        <w:t xml:space="preserve">as mainly focused on academics: As my academic activity index was </w:t>
+      </w:r>
+      <w:r>
+        <w:rPr>
+          <w:sz w:val="24"/>
+          <w:szCs w:val="24"/>
+        </w:rPr>
+        <w:t xml:space="preserve">326.15 </w:t>
+      </w:r>
+      <w:r>
+        <w:rPr>
+          <w:sz w:val="24"/>
+          <w:szCs w:val="24"/>
+        </w:rPr>
+        <w:t>minutes per day including 256.28 minutes of classes and 69 minutes of self-study. I also spent 5</w:t>
+      </w:r>
+      <w:r>
+        <w:rPr>
+          <w:sz w:val="24"/>
+          <w:szCs w:val="24"/>
+        </w:rPr>
+        <w:t>6.88</w:t>
+      </w:r>
+      <w:r>
+        <w:rPr>
+          <w:sz w:val="24"/>
+          <w:szCs w:val="24"/>
+        </w:rPr>
+        <w:t xml:space="preserve"> minute per day on coding, Showing regular technical engagement alongside my coursework. My average </w:t>
       </w:r>
       <w:r>
         <w:rPr>
@@ -3152,7 +3054,63 @@
           <w:sz w:val="24"/>
           <w:szCs w:val="24"/>
         </w:rPr>
-        <w:t>for fitness was 32.18 minutes while my average for sleep was 364.36 minutes. High track 899 minutes per day in total and still had around 541 minutes of my free time.</w:t>
+        <w:t>for fitness was 32.1</w:t>
+      </w:r>
+      <w:r>
+        <w:rPr>
+          <w:sz w:val="24"/>
+          <w:szCs w:val="24"/>
+        </w:rPr>
+        <w:t>2</w:t>
+      </w:r>
+      <w:r>
+        <w:rPr>
+          <w:sz w:val="24"/>
+          <w:szCs w:val="24"/>
+        </w:rPr>
+        <w:t xml:space="preserve"> minutes while my average for sleep was 36</w:t>
+      </w:r>
+      <w:r>
+        <w:rPr>
+          <w:sz w:val="24"/>
+          <w:szCs w:val="24"/>
+        </w:rPr>
+        <w:t>5.75</w:t>
+      </w:r>
+      <w:r>
+        <w:rPr>
+          <w:sz w:val="24"/>
+          <w:szCs w:val="24"/>
+        </w:rPr>
+        <w:t xml:space="preserve"> minutes. High track </w:t>
+      </w:r>
+      <w:r>
+        <w:rPr>
+          <w:sz w:val="24"/>
+          <w:szCs w:val="24"/>
+        </w:rPr>
+        <w:t>900.62</w:t>
+      </w:r>
+      <w:r>
+        <w:rPr>
+          <w:sz w:val="24"/>
+          <w:szCs w:val="24"/>
+        </w:rPr>
+        <w:t xml:space="preserve"> minutes per day in total and still had around </w:t>
+      </w:r>
+      <w:r>
+        <w:rPr>
+          <w:sz w:val="24"/>
+          <w:szCs w:val="24"/>
+        </w:rPr>
+        <w:t>539.38</w:t>
+      </w:r>
+      <w:r>
+        <w:rPr>
+          <w:sz w:val="24"/>
+          <w:szCs w:val="24"/>
+        </w:rPr>
+        <w:t xml:space="preserve"> minutes of my free time.</w:t>
       </w:r>
       <w:r>
         <w:rPr>
@@ -3176,28 +3134,63 @@
           <w:sz w:val="24"/>
           <w:szCs w:val="24"/>
         </w:rPr>
-        <w:t>61</w:t>
+        <w:t>59</w:t>
       </w:r>
       <w:r>
         <w:rPr>
           <w:sz w:val="24"/>
           <w:szCs w:val="24"/>
         </w:rPr>
-        <w:t>, Class Time and Satisfaction gave r = -0.48, and Free Time and Feeling gave r = 0.</w:t>
+        <w:t>, Class Time and Satisfaction gave r = -0.4</w:t>
       </w:r>
       <w:r>
         <w:rPr>
           <w:sz w:val="24"/>
           <w:szCs w:val="24"/>
         </w:rPr>
-        <w:t>53</w:t>
+        <w:t>7</w:t>
       </w:r>
       <w:r>
         <w:rPr>
           <w:sz w:val="24"/>
           <w:szCs w:val="24"/>
         </w:rPr>
-        <w:t>. Together these show that my experience was driven by my total daily workload rather than by any single activity. The longer and more heavily scheduled my day was, the lower my energy and satisfaction, while days with more free time felt noticeably better. My Experience Index of 2.86 out of 5 reflects this moderate overall experience.</w:t>
+        <w:t>, and Free Time and Feeling gave r = 0.</w:t>
+      </w:r>
+      <w:r>
+        <w:rPr>
+          <w:sz w:val="24"/>
+          <w:szCs w:val="24"/>
+        </w:rPr>
+        <w:t>5</w:t>
+      </w:r>
+      <w:r>
+        <w:rPr>
+          <w:sz w:val="24"/>
+          <w:szCs w:val="24"/>
+        </w:rPr>
+        <w:t>1</w:t>
+      </w:r>
+      <w:r>
+        <w:rPr>
+          <w:sz w:val="24"/>
+          <w:szCs w:val="24"/>
+        </w:rPr>
+        <w:t>. Together these show that my experience was driven by my total daily workload rather than by any single activity. The longer and more heavily scheduled my day was, the lower my energy and satisfaction, while days with more free time felt noticeably better. My Experience Index of 2.8</w:t>
+      </w:r>
+      <w:r>
+        <w:rPr>
+          <w:sz w:val="24"/>
+          <w:szCs w:val="24"/>
+        </w:rPr>
+        <w:t>7</w:t>
+      </w:r>
+      <w:r>
+        <w:rPr>
+          <w:sz w:val="24"/>
+          <w:szCs w:val="24"/>
+        </w:rPr>
+        <w:t xml:space="preserve"> out of 5 reflects this moderate overall experience.</w:t>
       </w:r>
     </w:p>
     <w:p>
@@ -3244,7 +3237,14 @@
           <w:sz w:val="24"/>
           <w:szCs w:val="32"/>
         </w:rPr>
-        <w:t>My sleep averaged 364.36 minutes, which is about six hours and four minutes per day, so I will fix a regular bedtime and wake-up time and move gradually towards at least seven hours.</w:t>
+        <w:t xml:space="preserve">My sleep averaged </w:t>
+      </w:r>
+      <w:r>
+        <w:rPr>
+          <w:sz w:val="24"/>
+          <w:szCs w:val="32"/>
+        </w:rPr>
+        <w:t>365.75</w:t>
       </w:r>
       <w:r>
         <w:rPr>
@@ -3258,7 +3258,35 @@
           <w:sz w:val="24"/>
           <w:szCs w:val="32"/>
         </w:rPr>
-        <w:t>My fitness average was 32.18 minutes, so I will schedule at least 30 minutes of exercise on five days every week instead of leaving it to chance</w:t>
+        <w:t>minutes, which is about six hours and four minutes per day, so I will fix a regular bedtime and wake-up time and move gradually towards at least seven hours.</w:t>
+      </w:r>
+      <w:r>
+        <w:rPr>
+          <w:sz w:val="24"/>
+          <w:szCs w:val="32"/>
+        </w:rPr>
+        <w:t xml:space="preserve"> </w:t>
+      </w:r>
+      <w:r>
+        <w:rPr>
+          <w:sz w:val="24"/>
+          <w:szCs w:val="32"/>
+        </w:rPr>
+        <w:t>My fitness average was 32.1</w:t>
+      </w:r>
+      <w:r>
+        <w:rPr>
+          <w:sz w:val="24"/>
+          <w:szCs w:val="32"/>
+        </w:rPr>
+        <w:t>2</w:t>
+      </w:r>
+      <w:r>
+        <w:rPr>
+          <w:sz w:val="24"/>
+          <w:szCs w:val="32"/>
+        </w:rPr>
+        <w:t xml:space="preserve"> minutes, so I will schedule at least 30 minutes of exercise on five days every week instead of leaving it to chance</w:t>
       </w:r>
       <w:r>
         <w:rPr>
@@ -3279,14 +3307,28 @@
           <w:sz w:val="24"/>
           <w:szCs w:val="32"/>
         </w:rPr>
-        <w:t>61</w:t>
+        <w:t>59</w:t>
       </w:r>
       <w:r>
         <w:rPr>
           <w:sz w:val="24"/>
           <w:szCs w:val="32"/>
         </w:rPr>
-        <w:t>), so simply adding more hours is not the answer. Instead I will cap my heaviest days, divide my 325.28 minutes of academic work into shorter planned sessions with proper breaks, and protect recovery time when classes are long</w:t>
+        <w:t xml:space="preserve">), so simply adding more hours is not the answer. Instead I will cap my heaviest days, divide my </w:t>
+      </w:r>
+      <w:r>
+        <w:rPr>
+          <w:sz w:val="24"/>
+          <w:szCs w:val="24"/>
+        </w:rPr>
+        <w:t xml:space="preserve">326.15 </w:t>
+      </w:r>
+      <w:r>
+        <w:rPr>
+          <w:sz w:val="24"/>
+          <w:szCs w:val="32"/>
+        </w:rPr>
+        <w:t>minutes of academic work into shorter planned sessions with proper breaks, and protect recovery time when classes are long</w:t>
       </w:r>
       <w:r>
         <w:rPr>
@@ -3300,7 +3342,21 @@
           <w:sz w:val="24"/>
           <w:szCs w:val="32"/>
         </w:rPr>
-        <w:t xml:space="preserve">I also want to improve my coding practice from 55.26 minutes to focused </w:t>
+        <w:t>I also want to improve my coding practice from 5</w:t>
+      </w:r>
+      <w:r>
+        <w:rPr>
+          <w:sz w:val="24"/>
+          <w:szCs w:val="32"/>
+        </w:rPr>
+        <w:t>6.88</w:t>
+      </w:r>
+      <w:r>
+        <w:rPr>
+          <w:sz w:val="24"/>
+          <w:szCs w:val="32"/>
+        </w:rPr>
+        <w:t xml:space="preserve"> minutes to focused </w:t>
       </w:r>
       <w:r>
         <w:rPr>
@@ -3321,7 +3377,7 @@
           <w:sz w:val="24"/>
           <w:szCs w:val="32"/>
         </w:rPr>
-        <w:t>41</w:t>
+        <w:t>39.38</w:t>
       </w:r>
       <w:r>
         <w:rPr>
@@ -3566,7 +3622,14 @@
                 <w:sz w:val="24"/>
                 <w:szCs w:val="32"/>
               </w:rPr>
-              <w:t>30-09-2026</w:t>
+              <w:t>10-10</w:t>
+            </w:r>
+            <w:r>
+              <w:rPr>
+                <w:sz w:val="24"/>
+                <w:szCs w:val="32"/>
+              </w:rPr>
+              <w:t>-2026</w:t>
             </w:r>
           </w:p>
         </w:tc>
